--- a/ressources/Comptes rendus.docx
+++ b/ressources/Comptes rendus.docx
@@ -1,64 +1,627 @@
 
 <file path=word/document.xml><?xml version="1.0" encoding="utf-8"?>
-<w:document xmlns:wpc="http://schemas.microsoft.com/office/word/2010/wordprocessingCanvas" xmlns:cx="http://schemas.microsoft.com/office/drawing/2014/chartex" xmlns:cx1="http://schemas.microsoft.com/office/drawing/2015/9/8/chartex" xmlns:cx2="http://schemas.microsoft.com/office/drawing/2015/10/21/chartex" xmlns:cx3="http://schemas.microsoft.com/office/drawing/2016/5/9/chartex" xmlns:cx4="http://schemas.microsoft.com/office/drawing/2016/5/10/chartex" xmlns:cx5="http://schemas.microsoft.com/office/drawing/2016/5/11/chartex" xmlns:cx6="http://schemas.microsoft.com/office/drawing/2016/5/12/chartex" xmlns:cx7="http://schemas.microsoft.com/office/drawing/2016/5/13/chartex" xmlns:cx8="http://schemas.microsoft.com/office/drawing/2016/5/14/chartex" xmlns:mc="http://schemas.openxmlformats.org/markup-compatibility/2006" xmlns:aink="http://schemas.microsoft.com/office/drawing/2016/ink" xmlns:am3d="http://schemas.microsoft.com/office/drawing/2017/model3d" xmlns:o="urn:schemas-microsoft-com:office:office" xmlns:oel="http://schemas.microsoft.com/office/2019/extlst" xmlns:r="http://schemas.openxmlformats.org/officeDocument/2006/relationships" xmlns:m="http://schemas.openxmlformats.org/officeDocument/2006/math" xmlns:v="urn:schemas-microsoft-com:vml" xmlns:wp14="http://schemas.microsoft.com/office/word/2010/wordprocessingDrawing" xmlns:wp="http://schemas.openxmlformats.org/drawingml/2006/wordprocessingDrawing" xmlns:w10="urn:schemas-microsoft-com:office:word" xmlns:w="http://schemas.openxmlformats.org/wordprocessingml/2006/main" xmlns:w14="http://schemas.microsoft.com/office/word/2010/wordml" xmlns:w15="http://schemas.microsoft.com/office/word/2012/wordml" xmlns:w16cex="http://schemas.microsoft.com/office/word/2018/wordml/cex" xmlns:w16cid="http://schemas.microsoft.com/office/word/2016/wordml/cid" xmlns:w16="http://schemas.microsoft.com/office/word/2018/wordml" xmlns:w16du="http://schemas.microsoft.com/office/word/2023/wordml/word16du" xmlns:w16sdtdh="http://schemas.microsoft.com/office/word/2020/wordml/sdtdatahash" xmlns:w16sdtfl="http://schemas.microsoft.com/office/word/2024/wordml/sdtformatlock" xmlns:w16se="http://schemas.microsoft.com/office/word/2015/wordml/symex" xmlns:wpg="http://schemas.microsoft.com/office/word/2010/wordprocessingGroup" xmlns:wpi="http://schemas.microsoft.com/office/word/2010/wordprocessingInk" xmlns:wne="http://schemas.microsoft.com/office/word/2006/wordml" xmlns:wps="http://schemas.microsoft.com/office/word/2010/wordprocessingShape" mc:Ignorable="w14 w15 w16se w16cid w16 w16cex w16sdtdh w16sdtfl w16du wp14">
+<w:document xmlns:o="urn:schemas-microsoft-com:office:office" xmlns:r="http://schemas.openxmlformats.org/officeDocument/2006/relationships" xmlns:v="urn:schemas-microsoft-com:vml" xmlns:w="http://schemas.openxmlformats.org/wordprocessingml/2006/main" xmlns:w10="urn:schemas-microsoft-com:office:word" xmlns:wp="http://schemas.openxmlformats.org/drawingml/2006/wordprocessingDrawing" xmlns:pic="http://schemas.openxmlformats.org/drawingml/2006/picture" xmlns:wps="http://schemas.microsoft.com/office/word/2010/wordprocessingShape" xmlns:wpg="http://schemas.microsoft.com/office/word/2010/wordprocessingGroup" xmlns:mc="http://schemas.openxmlformats.org/markup-compatibility/2006" xmlns:wp14="http://schemas.microsoft.com/office/word/2010/wordprocessingDrawing" xmlns:w14="http://schemas.microsoft.com/office/word/2010/wordml" xmlns:w15="http://schemas.microsoft.com/office/word/2012/wordml" mc:Ignorable="w14 wp14 w15">
   <w:body>
     <w:p>
       <w:pPr>
+        <w:pStyle w:val="Normal"/>
         <w:jc w:val="center"/>
-      </w:pPr>
-      <w:r>
+        <w:rPr>
+          <w:rFonts w:ascii="Aptos" w:hAnsi="Aptos"/>
+          <w:b w:val="false"/>
+          <w:bCs w:val="false"/>
+          <w:color w:val="000000"/>
+          <w:sz w:val="30"/>
+          <w:szCs w:val="30"/>
+        </w:rPr>
+      </w:pPr>
+      <w:r>
+        <w:rPr>
+          <w:rFonts w:ascii="Aptos" w:hAnsi="Aptos"/>
+          <w:b w:val="false"/>
+          <w:bCs w:val="false"/>
+          <w:color w:val="000000"/>
+          <w:sz w:val="30"/>
+          <w:szCs w:val="30"/>
+        </w:rPr>
         <w:t>Comptes rendus</w:t>
       </w:r>
     </w:p>
     <w:p>
       <w:pPr>
+        <w:pStyle w:val="Normal"/>
         <w:jc w:val="center"/>
-      </w:pPr>
-    </w:p>
-    <w:p>
-      <w:pPr>
+        <w:rPr>
+          <w:rFonts w:ascii="Aptos" w:hAnsi="Aptos"/>
+          <w:b w:val="false"/>
+          <w:bCs w:val="false"/>
+          <w:color w:val="000000"/>
+          <w:sz w:val="26"/>
+          <w:szCs w:val="26"/>
+        </w:rPr>
+      </w:pPr>
+      <w:r>
+        <w:rPr>
+          <w:rFonts w:ascii="Aptos" w:hAnsi="Aptos"/>
+          <w:b w:val="false"/>
+          <w:bCs w:val="false"/>
+          <w:color w:val="000000"/>
+          <w:sz w:val="26"/>
+          <w:szCs w:val="26"/>
+        </w:rPr>
+      </w:r>
+    </w:p>
+    <w:p>
+      <w:pPr>
+        <w:pStyle w:val="Normal"/>
         <w:jc w:val="center"/>
-      </w:pPr>
-    </w:p>
-    <w:p>
-      <w:r>
-        <w:t xml:space="preserve">Sprint 1 : Respect de nos tâches. Reste des ajustements dans le code comme le menu qui avait un problème de police d’écriture et il manquait une petite flèche près de la photo de profil de Stella. Manque des issues à écrire. Dans Calendrier le formulaire n’est pas terminé mais il n’est pas à faire pour </w:t>
-      </w:r>
-      <w:proofErr w:type="gramStart"/>
-      <w:r>
-        <w:t>le mi-parcours</w:t>
-      </w:r>
-      <w:proofErr w:type="gramEnd"/>
-      <w:r>
-        <w:t>. La connexion vérifiée da</w:t>
-      </w:r>
-      <w:r>
+        <w:rPr>
+          <w:rFonts w:ascii="Aptos" w:hAnsi="Aptos"/>
+          <w:b w:val="false"/>
+          <w:bCs w:val="false"/>
+          <w:color w:val="000000"/>
+          <w:sz w:val="26"/>
+          <w:szCs w:val="26"/>
+        </w:rPr>
+      </w:pPr>
+      <w:r>
+        <w:rPr>
+          <w:rFonts w:ascii="Aptos" w:hAnsi="Aptos"/>
+          <w:b w:val="false"/>
+          <w:bCs w:val="false"/>
+          <w:color w:val="000000"/>
+          <w:sz w:val="26"/>
+          <w:szCs w:val="26"/>
+        </w:rPr>
+      </w:r>
+    </w:p>
+    <w:p>
+      <w:pPr>
+        <w:pStyle w:val="Normal"/>
+        <w:rPr>
+          <w:rFonts w:ascii="Aptos" w:hAnsi="Aptos"/>
+          <w:b w:val="false"/>
+          <w:bCs w:val="false"/>
+          <w:color w:val="000000"/>
+          <w:sz w:val="26"/>
+          <w:szCs w:val="26"/>
+        </w:rPr>
+      </w:pPr>
+      <w:r>
+        <w:rPr>
+          <w:rFonts w:ascii="Aptos" w:hAnsi="Aptos"/>
+          <w:b w:val="false"/>
+          <w:bCs w:val="false"/>
+          <w:color w:val="000000"/>
+          <w:sz w:val="26"/>
+          <w:szCs w:val="26"/>
+        </w:rPr>
+        <w:t>Sprint 1 </w:t>
+      </w:r>
+    </w:p>
+    <w:p>
+      <w:pPr>
+        <w:pStyle w:val="Normal"/>
+        <w:rPr>
+          <w:rFonts w:ascii="Aptos" w:hAnsi="Aptos"/>
+          <w:b w:val="false"/>
+          <w:bCs w:val="false"/>
+          <w:color w:val="000000"/>
+          <w:sz w:val="26"/>
+          <w:szCs w:val="26"/>
+        </w:rPr>
+      </w:pPr>
+      <w:r>
+        <w:rPr>
+          <w:rFonts w:ascii="Aptos" w:hAnsi="Aptos"/>
+          <w:b w:val="false"/>
+          <w:bCs w:val="false"/>
+          <w:color w:val="000000"/>
+          <w:sz w:val="26"/>
+          <w:szCs w:val="26"/>
+        </w:rPr>
+        <w:t>Respect de nos tâches. Reste des ajustements dans le code comme le menu qui avait un problème de police d’écriture et il manquait une petite flèche près de la photo de profil de Stella. Manque des issues à écrire. Dans Calendrier le formulaire n’est pas terminé mais il n’est pas à faire pour le mi-parcours. La connexion vérifiée da</w:t>
         <w:tab/>
         <w:t>ns toutes les pages sera faite plus tard pour faciliter le code.</w:t>
       </w:r>
     </w:p>
-    <w:p/>
-    <w:p>
-      <w:r>
-        <w:t>Sprint 2 : Issues terminées. Création d’un jeu d’essai pour pouvoir connecter nos codes à la BDD et ajouter les formulaires et l’affichage. Il faudra ajouter des données pour dépasser les 10 données affichées et pouvoir faire la pagination dans le futur. L’intégration de la page intervention a encore des problèmes et ne ressemble pas exactement à la maquette.</w:t>
+    <w:p>
+      <w:pPr>
+        <w:pStyle w:val="Normal"/>
+        <w:rPr>
+          <w:rFonts w:ascii="Aptos" w:hAnsi="Aptos"/>
+          <w:b w:val="false"/>
+          <w:bCs w:val="false"/>
+          <w:color w:val="000000"/>
+          <w:sz w:val="26"/>
+          <w:szCs w:val="26"/>
+        </w:rPr>
+      </w:pPr>
+      <w:r>
+        <w:rPr>
+          <w:rFonts w:ascii="Aptos" w:hAnsi="Aptos"/>
+          <w:b w:val="false"/>
+          <w:bCs w:val="false"/>
+          <w:color w:val="000000"/>
+          <w:sz w:val="26"/>
+          <w:szCs w:val="26"/>
+        </w:rPr>
+      </w:r>
+    </w:p>
+    <w:p>
+      <w:pPr>
+        <w:pStyle w:val="Normal"/>
+        <w:rPr>
+          <w:rFonts w:ascii="Aptos" w:hAnsi="Aptos"/>
+          <w:b w:val="false"/>
+          <w:bCs w:val="false"/>
+          <w:color w:val="000000"/>
+          <w:sz w:val="26"/>
+          <w:szCs w:val="26"/>
+        </w:rPr>
+      </w:pPr>
+      <w:r>
+        <w:rPr>
+          <w:rFonts w:ascii="Aptos" w:hAnsi="Aptos"/>
+          <w:b w:val="false"/>
+          <w:bCs w:val="false"/>
+          <w:color w:val="000000"/>
+          <w:sz w:val="26"/>
+          <w:szCs w:val="26"/>
+        </w:rPr>
+        <w:t>Sprint 2 </w:t>
+      </w:r>
+    </w:p>
+    <w:p>
+      <w:pPr>
+        <w:pStyle w:val="Normal"/>
+        <w:rPr>
+          <w:rFonts w:ascii="Aptos" w:hAnsi="Aptos"/>
+          <w:b w:val="false"/>
+          <w:bCs w:val="false"/>
+          <w:color w:val="000000"/>
+          <w:sz w:val="26"/>
+          <w:szCs w:val="26"/>
+        </w:rPr>
+      </w:pPr>
+      <w:r>
+        <w:rPr>
+          <w:rFonts w:ascii="Aptos" w:hAnsi="Aptos"/>
+          <w:b w:val="false"/>
+          <w:bCs w:val="false"/>
+          <w:color w:val="000000"/>
+          <w:sz w:val="26"/>
+          <w:szCs w:val="26"/>
+        </w:rPr>
+        <w:t>Issues terminées. Création d’un jeu d’essai pour pouvoir connecter nos codes à la BDD et ajouter les formulaires et l’affichage. Il faudra ajouter des données pour dépasser les 10 données affichées et pouvoir faire la pagination dans le futur. L’intégration de la page intervention a encore des problèmes et ne ressemble pas exactement à la maquette.</w:t>
+      </w:r>
+    </w:p>
+    <w:p>
+      <w:pPr>
+        <w:pStyle w:val="Normal"/>
+        <w:rPr>
+          <w:rFonts w:ascii="Aptos" w:hAnsi="Aptos"/>
+          <w:b w:val="false"/>
+          <w:bCs w:val="false"/>
+          <w:color w:val="000000"/>
+          <w:sz w:val="26"/>
+          <w:szCs w:val="26"/>
+        </w:rPr>
+      </w:pPr>
+      <w:r>
+        <w:rPr>
+          <w:rFonts w:ascii="Aptos" w:hAnsi="Aptos"/>
+          <w:b w:val="false"/>
+          <w:bCs w:val="false"/>
+          <w:color w:val="000000"/>
+          <w:sz w:val="26"/>
+          <w:szCs w:val="26"/>
+        </w:rPr>
+      </w:r>
+    </w:p>
+    <w:p>
+      <w:pPr>
+        <w:pStyle w:val="Heading3"/>
+        <w:spacing w:before="0" w:after="160"/>
+        <w:rPr/>
+      </w:pPr>
+      <w:r>
+        <w:rPr>
+          <w:rStyle w:val="Strong"/>
+          <w:rFonts w:ascii="Aptos" w:hAnsi="Aptos"/>
+          <w:b w:val="false"/>
+          <w:bCs w:val="false"/>
+          <w:color w:val="000000"/>
+          <w:sz w:val="26"/>
+          <w:szCs w:val="26"/>
+        </w:rPr>
+        <w:t>Sprint 3</w:t>
+      </w:r>
+    </w:p>
+    <w:p>
+      <w:pPr>
+        <w:pStyle w:val="BodyText"/>
+        <w:spacing w:lineRule="auto" w:line="278" w:before="0" w:after="160"/>
+        <w:rPr>
+          <w:rFonts w:ascii="Aptos" w:hAnsi="Aptos"/>
+          <w:b w:val="false"/>
+          <w:bCs w:val="false"/>
+          <w:color w:val="000000"/>
+          <w:sz w:val="26"/>
+          <w:szCs w:val="26"/>
+        </w:rPr>
+      </w:pPr>
+      <w:r>
+        <w:rPr>
+          <w:rFonts w:ascii="Aptos" w:hAnsi="Aptos"/>
+          <w:b w:val="false"/>
+          <w:bCs w:val="false"/>
+          <w:color w:val="000000"/>
+          <w:sz w:val="26"/>
+          <w:szCs w:val="26"/>
+        </w:rPr>
+        <w:t>L’ensemble des tâches prévues pour ce sprint a été respecté. L’intégration des pages « corps enseignant » et « fiche enseignant », incluant leurs différents onglets, a été finalisée. Des fonctionnalités de filtrage ont été mises en place afin d’améliorer la recherche et l’affichage des enseignants. Les données issues de la base de données s’affichent désormais correctement dans les formulaires et les fiches. Quelques ajustements visuels restent toutefois nécessaires pour garantir une parfaite conformité avec la maquette.</w:t>
+      </w:r>
+    </w:p>
+    <w:p>
+      <w:pPr>
+        <w:pStyle w:val="BodyText"/>
+        <w:spacing w:lineRule="auto" w:line="278" w:before="0" w:after="160"/>
+        <w:rPr>
+          <w:rFonts w:ascii="Aptos" w:hAnsi="Aptos"/>
+          <w:b w:val="false"/>
+          <w:bCs w:val="false"/>
+          <w:color w:val="000000"/>
+          <w:sz w:val="26"/>
+          <w:szCs w:val="26"/>
+        </w:rPr>
+      </w:pPr>
+      <w:r>
+        <w:rPr>
+          <w:rFonts w:ascii="Aptos" w:hAnsi="Aptos"/>
+          <w:b w:val="false"/>
+          <w:bCs w:val="false"/>
+          <w:color w:val="000000"/>
+          <w:sz w:val="26"/>
+          <w:szCs w:val="26"/>
+        </w:rPr>
+      </w:r>
+    </w:p>
+    <w:p>
+      <w:pPr>
+        <w:pStyle w:val="Heading3"/>
+        <w:spacing w:before="0" w:after="160"/>
+        <w:rPr/>
+      </w:pPr>
+      <w:r>
+        <w:rPr>
+          <w:rStyle w:val="Strong"/>
+          <w:rFonts w:ascii="Aptos" w:hAnsi="Aptos"/>
+          <w:b w:val="false"/>
+          <w:bCs w:val="false"/>
+          <w:color w:val="000000"/>
+          <w:sz w:val="26"/>
+          <w:szCs w:val="26"/>
+        </w:rPr>
+        <w:t>Sprint 4</w:t>
+      </w:r>
+    </w:p>
+    <w:p>
+      <w:pPr>
+        <w:pStyle w:val="BodyText"/>
+        <w:spacing w:lineRule="auto" w:line="278" w:before="0" w:after="160"/>
+        <w:rPr>
+          <w:rFonts w:ascii="Aptos" w:hAnsi="Aptos"/>
+          <w:b w:val="false"/>
+          <w:bCs w:val="false"/>
+          <w:color w:val="000000"/>
+          <w:sz w:val="26"/>
+          <w:szCs w:val="26"/>
+        </w:rPr>
+      </w:pPr>
+      <w:r>
+        <w:rPr>
+          <w:rFonts w:ascii="Aptos" w:hAnsi="Aptos"/>
+          <w:b w:val="false"/>
+          <w:bCs w:val="false"/>
+          <w:color w:val="000000"/>
+          <w:sz w:val="26"/>
+          <w:szCs w:val="26"/>
+        </w:rPr>
+        <w:t>Les objectifs du sprint ont été atteints dans les délais impartis. La page « Modules : Fiches » a été entièrement intégrée, avec ses fonctionnalités associées, notamment la modification et la suppression des modules avec mécanismes de vérification. Les fonctionnalités d’ajout d’enseignants et de types d’intervention ont également été développées. Les données sont désormais correctement récupérées depuis la base de données et affichées dans plusieurs formulaires. Des améliorations restent à apporter en matière de navigation et d’ergonomie afin de fluidifier l’expérience utilisateur.</w:t>
+      </w:r>
+    </w:p>
+    <w:p>
+      <w:pPr>
+        <w:pStyle w:val="BodyText"/>
+        <w:spacing w:lineRule="auto" w:line="278" w:before="0" w:after="160"/>
+        <w:rPr>
+          <w:rFonts w:ascii="Aptos" w:hAnsi="Aptos"/>
+          <w:b w:val="false"/>
+          <w:bCs w:val="false"/>
+          <w:color w:val="000000"/>
+          <w:sz w:val="26"/>
+          <w:szCs w:val="26"/>
+        </w:rPr>
+      </w:pPr>
+      <w:r>
+        <w:rPr>
+          <w:rFonts w:ascii="Aptos" w:hAnsi="Aptos"/>
+          <w:b w:val="false"/>
+          <w:bCs w:val="false"/>
+          <w:color w:val="000000"/>
+          <w:sz w:val="26"/>
+          <w:szCs w:val="26"/>
+        </w:rPr>
+      </w:r>
+    </w:p>
+    <w:p>
+      <w:pPr>
+        <w:pStyle w:val="Heading3"/>
+        <w:spacing w:before="0" w:after="160"/>
+        <w:rPr/>
+      </w:pPr>
+      <w:r>
+        <w:rPr>
+          <w:rStyle w:val="Strong"/>
+          <w:rFonts w:ascii="Aptos" w:hAnsi="Aptos"/>
+          <w:b w:val="false"/>
+          <w:bCs w:val="false"/>
+          <w:color w:val="000000"/>
+          <w:sz w:val="26"/>
+          <w:szCs w:val="26"/>
+        </w:rPr>
+        <w:t>Sprint 5</w:t>
+      </w:r>
+    </w:p>
+    <w:p>
+      <w:pPr>
+        <w:pStyle w:val="BodyText"/>
+        <w:spacing w:lineRule="auto" w:line="278" w:before="0" w:after="160"/>
+        <w:rPr>
+          <w:rFonts w:ascii="Aptos" w:hAnsi="Aptos"/>
+          <w:b w:val="false"/>
+          <w:bCs w:val="false"/>
+          <w:color w:val="000000"/>
+          <w:sz w:val="26"/>
+          <w:szCs w:val="26"/>
+        </w:rPr>
+      </w:pPr>
+      <w:r>
+        <w:rPr>
+          <w:rFonts w:ascii="Aptos" w:hAnsi="Aptos"/>
+          <w:b w:val="false"/>
+          <w:bCs w:val="false"/>
+          <w:color w:val="000000"/>
+          <w:sz w:val="26"/>
+          <w:szCs w:val="26"/>
+        </w:rPr>
+        <w:t>Des avancées significatives ont été réalisées sur les pages « Modules » et « Interventions ». Les tableaux ainsi que les modales permettant l’ajout et la modification des interventions ont été intégrés. Une barre de navigation définitive a été mise en place, contribuant à une meilleure cohérence globale entre les pages. Néanmoins, certains problèmes d’intégration persistent, notamment au niveau des modales, et quelques écarts visuels subsistent par rapport à la maquette initiale.</w:t>
+      </w:r>
+    </w:p>
+    <w:p>
+      <w:pPr>
+        <w:pStyle w:val="BodyText"/>
+        <w:spacing w:lineRule="auto" w:line="278" w:before="0" w:after="160"/>
+        <w:rPr>
+          <w:rFonts w:ascii="Aptos" w:hAnsi="Aptos"/>
+          <w:b w:val="false"/>
+          <w:bCs w:val="false"/>
+          <w:color w:val="000000"/>
+          <w:sz w:val="26"/>
+          <w:szCs w:val="26"/>
+        </w:rPr>
+      </w:pPr>
+      <w:r>
+        <w:rPr>
+          <w:rFonts w:ascii="Aptos" w:hAnsi="Aptos"/>
+          <w:b w:val="false"/>
+          <w:bCs w:val="false"/>
+          <w:color w:val="000000"/>
+          <w:sz w:val="26"/>
+          <w:szCs w:val="26"/>
+        </w:rPr>
+      </w:r>
+    </w:p>
+    <w:p>
+      <w:pPr>
+        <w:pStyle w:val="Heading3"/>
+        <w:spacing w:before="0" w:after="160"/>
+        <w:rPr/>
+      </w:pPr>
+      <w:r>
+        <w:rPr>
+          <w:rStyle w:val="Strong"/>
+          <w:rFonts w:ascii="Aptos" w:hAnsi="Aptos"/>
+          <w:b w:val="false"/>
+          <w:bCs w:val="false"/>
+          <w:color w:val="000000"/>
+          <w:sz w:val="26"/>
+          <w:szCs w:val="26"/>
+        </w:rPr>
+        <w:t>Sprint 6</w:t>
+      </w:r>
+    </w:p>
+    <w:p>
+      <w:pPr>
+        <w:pStyle w:val="BodyText"/>
+        <w:spacing w:lineRule="auto" w:line="278" w:before="0" w:after="160"/>
+        <w:rPr>
+          <w:rFonts w:ascii="Aptos" w:hAnsi="Aptos"/>
+          <w:b w:val="false"/>
+          <w:bCs w:val="false"/>
+          <w:color w:val="000000"/>
+          <w:sz w:val="26"/>
+          <w:szCs w:val="26"/>
+        </w:rPr>
+      </w:pPr>
+      <w:r>
+        <w:rPr>
+          <w:rFonts w:ascii="Aptos" w:hAnsi="Aptos"/>
+          <w:b w:val="false"/>
+          <w:bCs w:val="false"/>
+          <w:color w:val="000000"/>
+          <w:sz w:val="26"/>
+          <w:szCs w:val="26"/>
+        </w:rPr>
+        <w:t>Ce sprint s’est principalement concentré sur l’ajout de nouvelles fonctionnalités. La page « Modules » a été intégrée avec une connexion opérationnelle à la base de données. Les fonctionnalités d’ajout de modules ainsi que les formulaires associés ont été développés. Les échanges entre le front-end et la base de données sont désormais fonctionnels. Toutefois, certaines validations et vérifications doivent encore être renforcées afin de sécuriser davantage les formulaires.</w:t>
+      </w:r>
+    </w:p>
+    <w:p>
+      <w:pPr>
+        <w:pStyle w:val="BodyText"/>
+        <w:spacing w:lineRule="auto" w:line="278" w:before="0" w:after="160"/>
+        <w:rPr>
+          <w:rFonts w:ascii="Aptos" w:hAnsi="Aptos"/>
+          <w:b w:val="false"/>
+          <w:bCs w:val="false"/>
+          <w:color w:val="000000"/>
+          <w:sz w:val="26"/>
+          <w:szCs w:val="26"/>
+        </w:rPr>
+      </w:pPr>
+      <w:r>
+        <w:rPr>
+          <w:rFonts w:ascii="Aptos" w:hAnsi="Aptos"/>
+          <w:b w:val="false"/>
+          <w:bCs w:val="false"/>
+          <w:color w:val="000000"/>
+          <w:sz w:val="26"/>
+          <w:szCs w:val="26"/>
+        </w:rPr>
+      </w:r>
+    </w:p>
+    <w:p>
+      <w:pPr>
+        <w:pStyle w:val="Heading3"/>
+        <w:spacing w:before="0" w:after="160"/>
+        <w:rPr/>
+      </w:pPr>
+      <w:r>
+        <w:rPr>
+          <w:rStyle w:val="Strong"/>
+          <w:rFonts w:ascii="Aptos" w:hAnsi="Aptos"/>
+          <w:b w:val="false"/>
+          <w:bCs w:val="false"/>
+          <w:color w:val="000000"/>
+          <w:sz w:val="26"/>
+          <w:szCs w:val="26"/>
+        </w:rPr>
+        <w:t>Sprint 7</w:t>
+      </w:r>
+    </w:p>
+    <w:p>
+      <w:pPr>
+        <w:pStyle w:val="BodyText"/>
+        <w:spacing w:lineRule="auto" w:line="278" w:before="0" w:after="160"/>
+        <w:rPr>
+          <w:rFonts w:ascii="Aptos" w:hAnsi="Aptos"/>
+          <w:b w:val="false"/>
+          <w:bCs w:val="false"/>
+          <w:color w:val="000000"/>
+          <w:sz w:val="26"/>
+          <w:szCs w:val="26"/>
+        </w:rPr>
+      </w:pPr>
+      <w:r>
+        <w:rPr>
+          <w:rFonts w:ascii="Aptos" w:hAnsi="Aptos"/>
+          <w:b w:val="false"/>
+          <w:bCs w:val="false"/>
+          <w:color w:val="000000"/>
+          <w:sz w:val="26"/>
+          <w:szCs w:val="26"/>
+        </w:rPr>
+        <w:t>Le travail s’est poursuivi avec une phase d’amélioration globale du projet. Plusieurs bugs identifiés lors des tests ont été corrigés. Des optimisations ont été apportées aux requêtes de la base de données, ainsi qu’à l’organisation du code, afin d’en faciliter la maintenance. Des ajustements d’interface ont également été réalisés pour harmoniser les différentes pages. Certaines fonctionnalités secondaires nécessitent encore des tests avant validation complète.</w:t>
+      </w:r>
+    </w:p>
+    <w:p>
+      <w:pPr>
+        <w:pStyle w:val="Heading3"/>
+        <w:spacing w:before="0" w:after="160"/>
+        <w:rPr/>
+      </w:pPr>
+      <w:r>
+        <w:rPr>
+          <w:rStyle w:val="Strong"/>
+          <w:rFonts w:ascii="Aptos" w:hAnsi="Aptos"/>
+          <w:b w:val="false"/>
+          <w:bCs w:val="false"/>
+          <w:color w:val="000000"/>
+          <w:sz w:val="26"/>
+          <w:szCs w:val="26"/>
+        </w:rPr>
+        <w:t>Sprint 8</w:t>
+      </w:r>
+    </w:p>
+    <w:p>
+      <w:pPr>
+        <w:pStyle w:val="BodyText"/>
+        <w:spacing w:lineRule="auto" w:line="278" w:before="0" w:after="160"/>
+        <w:rPr>
+          <w:rFonts w:ascii="Aptos" w:hAnsi="Aptos"/>
+          <w:b w:val="false"/>
+          <w:bCs w:val="false"/>
+          <w:color w:val="000000"/>
+          <w:sz w:val="26"/>
+          <w:szCs w:val="26"/>
+        </w:rPr>
+      </w:pPr>
+      <w:r>
+        <w:rPr>
+          <w:rFonts w:ascii="Aptos" w:hAnsi="Aptos"/>
+          <w:b w:val="false"/>
+          <w:bCs w:val="false"/>
+          <w:color w:val="000000"/>
+          <w:sz w:val="26"/>
+          <w:szCs w:val="26"/>
+        </w:rPr>
+        <w:t>Ce sprint a permis de finaliser la modal « Ajouter une intervention » ainsi que les dernières fonctionnalités associées aux interventions. Les formulaires sont désormais correctement connectés à la base de données, et l’ajout de données fonctionne de manière fiable. Plusieurs phases de tests ont été menées pour valider le bon fonctionnement global de l’application. Quelques améliorations mineures restent envisageables, notamment en matière de design et d’expérience utilisateur, avant la version finale.</w:t>
+      </w:r>
+    </w:p>
+    <w:p>
+      <w:pPr>
+        <w:pStyle w:val="Normal"/>
+        <w:spacing w:before="0" w:after="160"/>
+        <w:rPr>
+          <w:rFonts w:ascii="Aptos" w:hAnsi="Aptos"/>
+          <w:b w:val="false"/>
+          <w:bCs w:val="false"/>
+          <w:color w:val="000000"/>
+          <w:sz w:val="26"/>
+          <w:szCs w:val="26"/>
+        </w:rPr>
+      </w:pPr>
+      <w:r>
+        <w:rPr>
+          <w:rFonts w:ascii="Aptos" w:hAnsi="Aptos"/>
+          <w:b w:val="false"/>
+          <w:bCs w:val="false"/>
+          <w:color w:val="000000"/>
+          <w:sz w:val="26"/>
+          <w:szCs w:val="26"/>
+        </w:rPr>
       </w:r>
     </w:p>
     <w:sectPr>
+      <w:type w:val="nextPage"/>
       <w:pgSz w:w="11906" w:h="16838"/>
-      <w:pgMar w:top="1417" w:right="1417" w:bottom="1417" w:left="1417" w:header="708" w:footer="708" w:gutter="0"/>
-      <w:cols w:space="708"/>
-      <w:docGrid w:linePitch="360"/>
+      <w:pgMar w:left="1417" w:right="1417" w:gutter="0" w:header="0" w:top="1417" w:footer="0" w:bottom="1417"/>
+      <w:pgNumType w:fmt="decimal"/>
+      <w:formProt w:val="false"/>
+      <w:textDirection w:val="lrTb"/>
+      <w:docGrid w:type="default" w:linePitch="360" w:charSpace="0"/>
     </w:sectPr>
   </w:body>
 </w:document>
 </file>
 
 <file path=word/styles.xml><?xml version="1.0" encoding="utf-8"?>
-<w:styles xmlns:mc="http://schemas.openxmlformats.org/markup-compatibility/2006" xmlns:r="http://schemas.openxmlformats.org/officeDocument/2006/relationships" xmlns:w="http://schemas.openxmlformats.org/wordprocessingml/2006/main" xmlns:w14="http://schemas.microsoft.com/office/word/2010/wordml" xmlns:w15="http://schemas.microsoft.com/office/word/2012/wordml" xmlns:w16cex="http://schemas.microsoft.com/office/word/2018/wordml/cex" xmlns:w16cid="http://schemas.microsoft.com/office/word/2016/wordml/cid" xmlns:w16="http://schemas.microsoft.com/office/word/2018/wordml" xmlns:w16du="http://schemas.microsoft.com/office/word/2023/wordml/word16du" xmlns:w16sdtdh="http://schemas.microsoft.com/office/word/2020/wordml/sdtdatahash" xmlns:w16sdtfl="http://schemas.microsoft.com/office/word/2024/wordml/sdtformatlock" xmlns:w16se="http://schemas.microsoft.com/office/word/2015/wordml/symex" mc:Ignorable="w14 w15 w16se w16cid w16 w16cex w16sdtdh w16sdtfl w16du">
+<w:styles xmlns:w="http://schemas.openxmlformats.org/wordprocessingml/2006/main" xmlns:w14="http://schemas.microsoft.com/office/word/2010/wordml" xmlns:mc="http://schemas.openxmlformats.org/markup-compatibility/2006" mc:Ignorable="w14">
   <w:docDefaults>
     <w:rPrDefault>
       <w:rPr>
-        <w:rFonts w:asciiTheme="minorHAnsi" w:eastAsiaTheme="minorHAnsi" w:hAnsiTheme="minorHAnsi" w:cstheme="minorBidi"/>
+        <w:rFonts w:ascii="Aptos" w:hAnsi="Aptos" w:eastAsia="Aptos" w:cs="" w:asciiTheme="minorHAnsi" w:cstheme="minorBidi" w:eastAsiaTheme="minorHAnsi" w:hAnsiTheme="minorHAnsi"/>
         <w:kern w:val="2"/>
         <w:sz w:val="24"/>
         <w:szCs w:val="24"/>
@@ -68,21 +631,21 @@
     </w:rPrDefault>
     <w:pPrDefault>
       <w:pPr>
-        <w:spacing w:after="160" w:line="278" w:lineRule="auto"/>
+        <w:suppressAutoHyphens w:val="true"/>
       </w:pPr>
     </w:pPrDefault>
   </w:docDefaults>
   <w:latentStyles w:defLockedState="0" w:defUIPriority="99" w:defSemiHidden="0" w:defUnhideWhenUsed="0" w:defQFormat="0" w:count="376">
     <w:lsdException w:name="Normal" w:uiPriority="0" w:qFormat="1"/>
     <w:lsdException w:name="heading 1" w:uiPriority="9" w:qFormat="1"/>
-    <w:lsdException w:name="heading 2" w:semiHidden="1" w:uiPriority="9" w:unhideWhenUsed="1" w:qFormat="1"/>
-    <w:lsdException w:name="heading 3" w:semiHidden="1" w:uiPriority="9" w:unhideWhenUsed="1" w:qFormat="1"/>
-    <w:lsdException w:name="heading 4" w:semiHidden="1" w:uiPriority="9" w:unhideWhenUsed="1" w:qFormat="1"/>
-    <w:lsdException w:name="heading 5" w:semiHidden="1" w:uiPriority="9" w:unhideWhenUsed="1" w:qFormat="1"/>
-    <w:lsdException w:name="heading 6" w:semiHidden="1" w:uiPriority="9" w:unhideWhenUsed="1" w:qFormat="1"/>
-    <w:lsdException w:name="heading 7" w:semiHidden="1" w:uiPriority="9" w:unhideWhenUsed="1" w:qFormat="1"/>
-    <w:lsdException w:name="heading 8" w:semiHidden="1" w:uiPriority="9" w:unhideWhenUsed="1" w:qFormat="1"/>
-    <w:lsdException w:name="heading 9" w:semiHidden="1" w:uiPriority="9" w:unhideWhenUsed="1" w:qFormat="1"/>
+    <w:lsdException w:name="heading 2" w:uiPriority="9" w:semiHidden="1" w:unhideWhenUsed="1" w:qFormat="1"/>
+    <w:lsdException w:name="heading 3" w:uiPriority="9" w:semiHidden="1" w:unhideWhenUsed="1" w:qFormat="1"/>
+    <w:lsdException w:name="heading 4" w:uiPriority="9" w:semiHidden="1" w:unhideWhenUsed="1" w:qFormat="1"/>
+    <w:lsdException w:name="heading 5" w:uiPriority="9" w:semiHidden="1" w:unhideWhenUsed="1" w:qFormat="1"/>
+    <w:lsdException w:name="heading 6" w:uiPriority="9" w:semiHidden="1" w:unhideWhenUsed="1" w:qFormat="1"/>
+    <w:lsdException w:name="heading 7" w:uiPriority="9" w:semiHidden="1" w:unhideWhenUsed="1" w:qFormat="1"/>
+    <w:lsdException w:name="heading 8" w:uiPriority="9" w:semiHidden="1" w:unhideWhenUsed="1" w:qFormat="1"/>
+    <w:lsdException w:name="heading 9" w:uiPriority="9" w:semiHidden="1" w:unhideWhenUsed="1" w:qFormat="1"/>
     <w:lsdException w:name="index 1" w:semiHidden="1" w:unhideWhenUsed="1"/>
     <w:lsdException w:name="index 2" w:semiHidden="1" w:unhideWhenUsed="1"/>
     <w:lsdException w:name="index 3" w:semiHidden="1" w:unhideWhenUsed="1"/>
@@ -92,22 +655,22 @@
     <w:lsdException w:name="index 7" w:semiHidden="1" w:unhideWhenUsed="1"/>
     <w:lsdException w:name="index 8" w:semiHidden="1" w:unhideWhenUsed="1"/>
     <w:lsdException w:name="index 9" w:semiHidden="1" w:unhideWhenUsed="1"/>
-    <w:lsdException w:name="toc 1" w:semiHidden="1" w:uiPriority="39" w:unhideWhenUsed="1"/>
-    <w:lsdException w:name="toc 2" w:semiHidden="1" w:uiPriority="39" w:unhideWhenUsed="1"/>
-    <w:lsdException w:name="toc 3" w:semiHidden="1" w:uiPriority="39" w:unhideWhenUsed="1"/>
-    <w:lsdException w:name="toc 4" w:semiHidden="1" w:uiPriority="39" w:unhideWhenUsed="1"/>
-    <w:lsdException w:name="toc 5" w:semiHidden="1" w:uiPriority="39" w:unhideWhenUsed="1"/>
-    <w:lsdException w:name="toc 6" w:semiHidden="1" w:uiPriority="39" w:unhideWhenUsed="1"/>
-    <w:lsdException w:name="toc 7" w:semiHidden="1" w:uiPriority="39" w:unhideWhenUsed="1"/>
-    <w:lsdException w:name="toc 8" w:semiHidden="1" w:uiPriority="39" w:unhideWhenUsed="1"/>
-    <w:lsdException w:name="toc 9" w:semiHidden="1" w:uiPriority="39" w:unhideWhenUsed="1"/>
+    <w:lsdException w:name="toc 1" w:uiPriority="39" w:semiHidden="1" w:unhideWhenUsed="1"/>
+    <w:lsdException w:name="toc 2" w:uiPriority="39" w:semiHidden="1" w:unhideWhenUsed="1"/>
+    <w:lsdException w:name="toc 3" w:uiPriority="39" w:semiHidden="1" w:unhideWhenUsed="1"/>
+    <w:lsdException w:name="toc 4" w:uiPriority="39" w:semiHidden="1" w:unhideWhenUsed="1"/>
+    <w:lsdException w:name="toc 5" w:uiPriority="39" w:semiHidden="1" w:unhideWhenUsed="1"/>
+    <w:lsdException w:name="toc 6" w:uiPriority="39" w:semiHidden="1" w:unhideWhenUsed="1"/>
+    <w:lsdException w:name="toc 7" w:uiPriority="39" w:semiHidden="1" w:unhideWhenUsed="1"/>
+    <w:lsdException w:name="toc 8" w:uiPriority="39" w:semiHidden="1" w:unhideWhenUsed="1"/>
+    <w:lsdException w:name="toc 9" w:uiPriority="39" w:semiHidden="1" w:unhideWhenUsed="1"/>
     <w:lsdException w:name="Normal Indent" w:semiHidden="1" w:unhideWhenUsed="1"/>
     <w:lsdException w:name="footnote text" w:semiHidden="1" w:unhideWhenUsed="1"/>
     <w:lsdException w:name="annotation text" w:semiHidden="1" w:unhideWhenUsed="1"/>
     <w:lsdException w:name="header" w:semiHidden="1" w:unhideWhenUsed="1"/>
     <w:lsdException w:name="footer" w:semiHidden="1" w:unhideWhenUsed="1"/>
     <w:lsdException w:name="index heading" w:semiHidden="1" w:unhideWhenUsed="1"/>
-    <w:lsdException w:name="caption" w:semiHidden="1" w:uiPriority="35" w:unhideWhenUsed="1" w:qFormat="1"/>
+    <w:lsdException w:name="caption" w:uiPriority="35" w:semiHidden="1" w:unhideWhenUsed="1" w:qFormat="1"/>
     <w:lsdException w:name="table of figures" w:semiHidden="1" w:unhideWhenUsed="1"/>
     <w:lsdException w:name="envelope address" w:semiHidden="1" w:unhideWhenUsed="1"/>
     <w:lsdException w:name="envelope return" w:semiHidden="1" w:unhideWhenUsed="1"/>
@@ -138,7 +701,7 @@
     <w:lsdException w:name="Title" w:uiPriority="10" w:qFormat="1"/>
     <w:lsdException w:name="Closing" w:semiHidden="1" w:unhideWhenUsed="1"/>
     <w:lsdException w:name="Signature" w:semiHidden="1" w:unhideWhenUsed="1"/>
-    <w:lsdException w:name="Default Paragraph Font" w:semiHidden="1" w:uiPriority="1" w:unhideWhenUsed="1"/>
+    <w:lsdException w:name="Default Paragraph Font" w:uiPriority="1" w:semiHidden="1" w:unhideWhenUsed="1"/>
     <w:lsdException w:name="Body Text" w:semiHidden="1" w:unhideWhenUsed="1"/>
     <w:lsdException w:name="Body Text Indent" w:semiHidden="1" w:unhideWhenUsed="1"/>
     <w:lsdException w:name="List Continue" w:semiHidden="1" w:unhideWhenUsed="1"/>
@@ -338,8 +901,8 @@
     <w:lsdException w:name="Subtle Reference" w:uiPriority="31" w:qFormat="1"/>
     <w:lsdException w:name="Intense Reference" w:uiPriority="32" w:qFormat="1"/>
     <w:lsdException w:name="Book Title" w:uiPriority="33" w:qFormat="1"/>
-    <w:lsdException w:name="Bibliography" w:semiHidden="1" w:uiPriority="37" w:unhideWhenUsed="1"/>
-    <w:lsdException w:name="TOC Heading" w:semiHidden="1" w:uiPriority="39" w:unhideWhenUsed="1" w:qFormat="1"/>
+    <w:lsdException w:name="Bibliography" w:uiPriority="37" w:semiHidden="1" w:unhideWhenUsed="1"/>
+    <w:lsdException w:name="TOC Heading" w:uiPriority="39" w:semiHidden="1" w:unhideWhenUsed="1" w:qFormat="1"/>
     <w:lsdException w:name="Plain Table 1" w:uiPriority="41"/>
     <w:lsdException w:name="Plain Table 2" w:uiPriority="42"/>
     <w:lsdException w:name="Plain Table 3" w:uiPriority="43"/>
@@ -450,32 +1013,47 @@
     <w:lsdException w:name="Unresolved Mention" w:semiHidden="1" w:unhideWhenUsed="1"/>
     <w:lsdException w:name="Smart Link" w:semiHidden="1" w:unhideWhenUsed="1"/>
   </w:latentStyles>
-  <w:style w:type="paragraph" w:default="1" w:styleId="Normal">
+  <w:style w:type="paragraph" w:styleId="Normal" w:default="1">
     <w:name w:val="Normal"/>
     <w:qFormat/>
-  </w:style>
-  <w:style w:type="paragraph" w:styleId="Titre1">
+    <w:pPr>
+      <w:widowControl/>
+      <w:bidi w:val="0"/>
+      <w:spacing w:lineRule="auto" w:line="278" w:before="0" w:after="160"/>
+      <w:jc w:val="start"/>
+    </w:pPr>
+    <w:rPr>
+      <w:rFonts w:ascii="Aptos" w:hAnsi="Aptos" w:eastAsia="Aptos" w:cs="" w:asciiTheme="minorHAnsi" w:cstheme="minorBidi" w:eastAsiaTheme="minorHAnsi" w:hAnsiTheme="minorHAnsi"/>
+      <w:color w:val="auto"/>
+      <w:kern w:val="2"/>
+      <w:sz w:val="24"/>
+      <w:szCs w:val="24"/>
+      <w:lang w:val="fr-FR" w:eastAsia="en-US" w:bidi="ar-SA"/>
+      <w14:ligatures w14:val="standardContextual"/>
+    </w:rPr>
+  </w:style>
+  <w:style w:type="paragraph" w:styleId="Heading1">
     <w:name w:val="heading 1"/>
     <w:basedOn w:val="Normal"/>
     <w:next w:val="Normal"/>
     <w:link w:val="Titre1Car"/>
     <w:uiPriority w:val="9"/>
     <w:qFormat/>
-    <w:rsid w:val="007B4888"/>
+    <w:rsid w:val="007b4888"/>
     <w:pPr>
-      <w:keepNext/>
+      <w:keepNext w:val="true"/>
       <w:keepLines/>
       <w:spacing w:before="360" w:after="80"/>
       <w:outlineLvl w:val="0"/>
     </w:pPr>
     <w:rPr>
-      <w:rFonts w:asciiTheme="majorHAnsi" w:eastAsiaTheme="majorEastAsia" w:hAnsiTheme="majorHAnsi" w:cstheme="majorBidi"/>
-      <w:color w:val="0F4761" w:themeColor="accent1" w:themeShade="BF"/>
+      <w:rFonts w:ascii="Aptos Display" w:hAnsi="Aptos Display" w:eastAsia="" w:cs="" w:asciiTheme="majorHAnsi" w:cstheme="majorBidi" w:eastAsiaTheme="majorEastAsia" w:hAnsiTheme="majorHAnsi"/>
+      <w:color w:themeColor="accent1" w:themeShade="bf" w:val="0F4761"/>
       <w:sz w:val="40"/>
       <w:szCs w:val="40"/>
     </w:rPr>
   </w:style>
-  <w:style w:type="paragraph" w:styleId="Titre2">
+  <w:style w:type="paragraph" w:styleId="Heading2">
     <w:name w:val="heading 2"/>
     <w:basedOn w:val="Normal"/>
     <w:next w:val="Normal"/>
@@ -484,21 +1062,21 @@
     <w:semiHidden/>
     <w:unhideWhenUsed/>
     <w:qFormat/>
-    <w:rsid w:val="007B4888"/>
+    <w:rsid w:val="007b4888"/>
     <w:pPr>
-      <w:keepNext/>
+      <w:keepNext w:val="true"/>
       <w:keepLines/>
       <w:spacing w:before="160" w:after="80"/>
       <w:outlineLvl w:val="1"/>
     </w:pPr>
     <w:rPr>
-      <w:rFonts w:asciiTheme="majorHAnsi" w:eastAsiaTheme="majorEastAsia" w:hAnsiTheme="majorHAnsi" w:cstheme="majorBidi"/>
-      <w:color w:val="0F4761" w:themeColor="accent1" w:themeShade="BF"/>
+      <w:rFonts w:ascii="Aptos Display" w:hAnsi="Aptos Display" w:eastAsia="" w:cs="" w:asciiTheme="majorHAnsi" w:cstheme="majorBidi" w:eastAsiaTheme="majorEastAsia" w:hAnsiTheme="majorHAnsi"/>
+      <w:color w:themeColor="accent1" w:themeShade="bf" w:val="0F4761"/>
       <w:sz w:val="32"/>
       <w:szCs w:val="32"/>
     </w:rPr>
   </w:style>
-  <w:style w:type="paragraph" w:styleId="Titre3">
+  <w:style w:type="paragraph" w:styleId="Heading3">
     <w:name w:val="heading 3"/>
     <w:basedOn w:val="Normal"/>
     <w:next w:val="Normal"/>
@@ -507,21 +1085,21 @@
     <w:semiHidden/>
     <w:unhideWhenUsed/>
     <w:qFormat/>
-    <w:rsid w:val="007B4888"/>
+    <w:rsid w:val="007b4888"/>
     <w:pPr>
-      <w:keepNext/>
+      <w:keepNext w:val="true"/>
       <w:keepLines/>
       <w:spacing w:before="160" w:after="80"/>
       <w:outlineLvl w:val="2"/>
     </w:pPr>
     <w:rPr>
-      <w:rFonts w:eastAsiaTheme="majorEastAsia" w:cstheme="majorBidi"/>
-      <w:color w:val="0F4761" w:themeColor="accent1" w:themeShade="BF"/>
+      <w:rFonts w:eastAsia="" w:cs="" w:cstheme="majorBidi" w:eastAsiaTheme="majorEastAsia"/>
+      <w:color w:themeColor="accent1" w:themeShade="bf" w:val="0F4761"/>
       <w:sz w:val="28"/>
       <w:szCs w:val="28"/>
     </w:rPr>
   </w:style>
-  <w:style w:type="paragraph" w:styleId="Titre4">
+  <w:style w:type="paragraph" w:styleId="Heading4">
     <w:name w:val="heading 4"/>
     <w:basedOn w:val="Normal"/>
     <w:next w:val="Normal"/>
@@ -530,21 +1108,21 @@
     <w:semiHidden/>
     <w:unhideWhenUsed/>
     <w:qFormat/>
-    <w:rsid w:val="007B4888"/>
+    <w:rsid w:val="007b4888"/>
     <w:pPr>
-      <w:keepNext/>
+      <w:keepNext w:val="true"/>
       <w:keepLines/>
       <w:spacing w:before="80" w:after="40"/>
       <w:outlineLvl w:val="3"/>
     </w:pPr>
     <w:rPr>
-      <w:rFonts w:eastAsiaTheme="majorEastAsia" w:cstheme="majorBidi"/>
+      <w:rFonts w:eastAsia="" w:cs="" w:cstheme="majorBidi" w:eastAsiaTheme="majorEastAsia"/>
       <w:i/>
       <w:iCs/>
-      <w:color w:val="0F4761" w:themeColor="accent1" w:themeShade="BF"/>
-    </w:rPr>
-  </w:style>
-  <w:style w:type="paragraph" w:styleId="Titre5">
+      <w:color w:themeColor="accent1" w:themeShade="bf" w:val="0F4761"/>
+    </w:rPr>
+  </w:style>
+  <w:style w:type="paragraph" w:styleId="Heading5">
     <w:name w:val="heading 5"/>
     <w:basedOn w:val="Normal"/>
     <w:next w:val="Normal"/>
@@ -553,19 +1131,19 @@
     <w:semiHidden/>
     <w:unhideWhenUsed/>
     <w:qFormat/>
-    <w:rsid w:val="007B4888"/>
+    <w:rsid w:val="007b4888"/>
     <w:pPr>
-      <w:keepNext/>
+      <w:keepNext w:val="true"/>
       <w:keepLines/>
       <w:spacing w:before="80" w:after="40"/>
       <w:outlineLvl w:val="4"/>
     </w:pPr>
     <w:rPr>
-      <w:rFonts w:eastAsiaTheme="majorEastAsia" w:cstheme="majorBidi"/>
-      <w:color w:val="0F4761" w:themeColor="accent1" w:themeShade="BF"/>
-    </w:rPr>
-  </w:style>
-  <w:style w:type="paragraph" w:styleId="Titre6">
+      <w:rFonts w:eastAsia="" w:cs="" w:cstheme="majorBidi" w:eastAsiaTheme="majorEastAsia"/>
+      <w:color w:themeColor="accent1" w:themeShade="bf" w:val="0F4761"/>
+    </w:rPr>
+  </w:style>
+  <w:style w:type="paragraph" w:styleId="Heading6">
     <w:name w:val="heading 6"/>
     <w:basedOn w:val="Normal"/>
     <w:next w:val="Normal"/>
@@ -574,21 +1152,21 @@
     <w:semiHidden/>
     <w:unhideWhenUsed/>
     <w:qFormat/>
-    <w:rsid w:val="007B4888"/>
+    <w:rsid w:val="007b4888"/>
     <w:pPr>
-      <w:keepNext/>
+      <w:keepNext w:val="true"/>
       <w:keepLines/>
       <w:spacing w:before="40" w:after="0"/>
       <w:outlineLvl w:val="5"/>
     </w:pPr>
     <w:rPr>
-      <w:rFonts w:eastAsiaTheme="majorEastAsia" w:cstheme="majorBidi"/>
+      <w:rFonts w:eastAsia="" w:cs="" w:cstheme="majorBidi" w:eastAsiaTheme="majorEastAsia"/>
       <w:i/>
       <w:iCs/>
-      <w:color w:val="595959" w:themeColor="text1" w:themeTint="A6"/>
-    </w:rPr>
-  </w:style>
-  <w:style w:type="paragraph" w:styleId="Titre7">
+      <w:color w:themeColor="text1" w:themeTint="a6" w:val="595959"/>
+    </w:rPr>
+  </w:style>
+  <w:style w:type="paragraph" w:styleId="Heading7">
     <w:name w:val="heading 7"/>
     <w:basedOn w:val="Normal"/>
     <w:next w:val="Normal"/>
@@ -597,19 +1175,19 @@
     <w:semiHidden/>
     <w:unhideWhenUsed/>
     <w:qFormat/>
-    <w:rsid w:val="007B4888"/>
+    <w:rsid w:val="007b4888"/>
     <w:pPr>
-      <w:keepNext/>
+      <w:keepNext w:val="true"/>
       <w:keepLines/>
       <w:spacing w:before="40" w:after="0"/>
       <w:outlineLvl w:val="6"/>
     </w:pPr>
     <w:rPr>
-      <w:rFonts w:eastAsiaTheme="majorEastAsia" w:cstheme="majorBidi"/>
-      <w:color w:val="595959" w:themeColor="text1" w:themeTint="A6"/>
-    </w:rPr>
-  </w:style>
-  <w:style w:type="paragraph" w:styleId="Titre8">
+      <w:rFonts w:eastAsia="" w:cs="" w:cstheme="majorBidi" w:eastAsiaTheme="majorEastAsia"/>
+      <w:color w:themeColor="text1" w:themeTint="a6" w:val="595959"/>
+    </w:rPr>
+  </w:style>
+  <w:style w:type="paragraph" w:styleId="Heading8">
     <w:name w:val="heading 8"/>
     <w:basedOn w:val="Normal"/>
     <w:next w:val="Normal"/>
@@ -618,21 +1196,21 @@
     <w:semiHidden/>
     <w:unhideWhenUsed/>
     <w:qFormat/>
-    <w:rsid w:val="007B4888"/>
+    <w:rsid w:val="007b4888"/>
     <w:pPr>
-      <w:keepNext/>
+      <w:keepNext w:val="true"/>
       <w:keepLines/>
-      <w:spacing w:after="0"/>
+      <w:spacing w:before="0" w:after="0"/>
       <w:outlineLvl w:val="7"/>
     </w:pPr>
     <w:rPr>
-      <w:rFonts w:eastAsiaTheme="majorEastAsia" w:cstheme="majorBidi"/>
+      <w:rFonts w:eastAsia="" w:cs="" w:cstheme="majorBidi" w:eastAsiaTheme="majorEastAsia"/>
       <w:i/>
       <w:iCs/>
-      <w:color w:val="272727" w:themeColor="text1" w:themeTint="D8"/>
-    </w:rPr>
-  </w:style>
-  <w:style w:type="paragraph" w:styleId="Titre9">
+      <w:color w:themeColor="text1" w:themeTint="d8" w:val="272727"/>
+    </w:rPr>
+  </w:style>
+  <w:style w:type="paragraph" w:styleId="Heading9">
     <w:name w:val="heading 9"/>
     <w:basedOn w:val="Normal"/>
     <w:next w:val="Normal"/>
@@ -641,23 +1219,405 @@
     <w:semiHidden/>
     <w:unhideWhenUsed/>
     <w:qFormat/>
-    <w:rsid w:val="007B4888"/>
+    <w:rsid w:val="007b4888"/>
     <w:pPr>
-      <w:keepNext/>
+      <w:keepNext w:val="true"/>
       <w:keepLines/>
-      <w:spacing w:after="0"/>
+      <w:spacing w:before="0" w:after="0"/>
       <w:outlineLvl w:val="8"/>
     </w:pPr>
     <w:rPr>
-      <w:rFonts w:eastAsiaTheme="majorEastAsia" w:cstheme="majorBidi"/>
-      <w:color w:val="272727" w:themeColor="text1" w:themeTint="D8"/>
-    </w:rPr>
-  </w:style>
-  <w:style w:type="character" w:default="1" w:styleId="Policepardfaut">
+      <w:rFonts w:eastAsia="" w:cs="" w:cstheme="majorBidi" w:eastAsiaTheme="majorEastAsia"/>
+      <w:color w:themeColor="text1" w:themeTint="d8" w:val="272727"/>
+    </w:rPr>
+  </w:style>
+  <w:style w:type="character" w:styleId="DefaultParagraphFont" w:default="1">
     <w:name w:val="Default Paragraph Font"/>
     <w:uiPriority w:val="1"/>
     <w:semiHidden/>
     <w:unhideWhenUsed/>
+    <w:qFormat/>
+    <w:rPr/>
+  </w:style>
+  <w:style w:type="character" w:styleId="Titre1Car" w:customStyle="1">
+    <w:name w:val="Titre 1 Car"/>
+    <w:basedOn w:val="DefaultParagraphFont"/>
+    <w:uiPriority w:val="9"/>
+    <w:qFormat/>
+    <w:rsid w:val="007b4888"/>
+    <w:rPr>
+      <w:rFonts w:ascii="Aptos Display" w:hAnsi="Aptos Display" w:eastAsia="" w:cs="" w:asciiTheme="majorHAnsi" w:cstheme="majorBidi" w:eastAsiaTheme="majorEastAsia" w:hAnsiTheme="majorHAnsi"/>
+      <w:color w:themeColor="accent1" w:themeShade="bf" w:val="0F4761"/>
+      <w:sz w:val="40"/>
+      <w:szCs w:val="40"/>
+    </w:rPr>
+  </w:style>
+  <w:style w:type="character" w:styleId="Titre2Car" w:customStyle="1">
+    <w:name w:val="Titre 2 Car"/>
+    <w:basedOn w:val="DefaultParagraphFont"/>
+    <w:uiPriority w:val="9"/>
+    <w:semiHidden/>
+    <w:qFormat/>
+    <w:rsid w:val="007b4888"/>
+    <w:rPr>
+      <w:rFonts w:ascii="Aptos Display" w:hAnsi="Aptos Display" w:eastAsia="" w:cs="" w:asciiTheme="majorHAnsi" w:cstheme="majorBidi" w:eastAsiaTheme="majorEastAsia" w:hAnsiTheme="majorHAnsi"/>
+      <w:color w:themeColor="accent1" w:themeShade="bf" w:val="0F4761"/>
+      <w:sz w:val="32"/>
+      <w:szCs w:val="32"/>
+    </w:rPr>
+  </w:style>
+  <w:style w:type="character" w:styleId="Titre3Car" w:customStyle="1">
+    <w:name w:val="Titre 3 Car"/>
+    <w:basedOn w:val="DefaultParagraphFont"/>
+    <w:uiPriority w:val="9"/>
+    <w:semiHidden/>
+    <w:qFormat/>
+    <w:rsid w:val="007b4888"/>
+    <w:rPr>
+      <w:rFonts w:eastAsia="" w:cs="" w:cstheme="majorBidi" w:eastAsiaTheme="majorEastAsia"/>
+      <w:color w:themeColor="accent1" w:themeShade="bf" w:val="0F4761"/>
+      <w:sz w:val="28"/>
+      <w:szCs w:val="28"/>
+    </w:rPr>
+  </w:style>
+  <w:style w:type="character" w:styleId="Titre4Car" w:customStyle="1">
+    <w:name w:val="Titre 4 Car"/>
+    <w:basedOn w:val="DefaultParagraphFont"/>
+    <w:uiPriority w:val="9"/>
+    <w:semiHidden/>
+    <w:qFormat/>
+    <w:rsid w:val="007b4888"/>
+    <w:rPr>
+      <w:rFonts w:eastAsia="" w:cs="" w:cstheme="majorBidi" w:eastAsiaTheme="majorEastAsia"/>
+      <w:i/>
+      <w:iCs/>
+      <w:color w:themeColor="accent1" w:themeShade="bf" w:val="0F4761"/>
+    </w:rPr>
+  </w:style>
+  <w:style w:type="character" w:styleId="Titre5Car" w:customStyle="1">
+    <w:name w:val="Titre 5 Car"/>
+    <w:basedOn w:val="DefaultParagraphFont"/>
+    <w:uiPriority w:val="9"/>
+    <w:semiHidden/>
+    <w:qFormat/>
+    <w:rsid w:val="007b4888"/>
+    <w:rPr>
+      <w:rFonts w:eastAsia="" w:cs="" w:cstheme="majorBidi" w:eastAsiaTheme="majorEastAsia"/>
+      <w:color w:themeColor="accent1" w:themeShade="bf" w:val="0F4761"/>
+    </w:rPr>
+  </w:style>
+  <w:style w:type="character" w:styleId="Titre6Car" w:customStyle="1">
+    <w:name w:val="Titre 6 Car"/>
+    <w:basedOn w:val="DefaultParagraphFont"/>
+    <w:uiPriority w:val="9"/>
+    <w:semiHidden/>
+    <w:qFormat/>
+    <w:rsid w:val="007b4888"/>
+    <w:rPr>
+      <w:rFonts w:eastAsia="" w:cs="" w:cstheme="majorBidi" w:eastAsiaTheme="majorEastAsia"/>
+      <w:i/>
+      <w:iCs/>
+      <w:color w:themeColor="text1" w:themeTint="a6" w:val="595959"/>
+    </w:rPr>
+  </w:style>
+  <w:style w:type="character" w:styleId="Titre7Car" w:customStyle="1">
+    <w:name w:val="Titre 7 Car"/>
+    <w:basedOn w:val="DefaultParagraphFont"/>
+    <w:uiPriority w:val="9"/>
+    <w:semiHidden/>
+    <w:qFormat/>
+    <w:rsid w:val="007b4888"/>
+    <w:rPr>
+      <w:rFonts w:eastAsia="" w:cs="" w:cstheme="majorBidi" w:eastAsiaTheme="majorEastAsia"/>
+      <w:color w:themeColor="text1" w:themeTint="a6" w:val="595959"/>
+    </w:rPr>
+  </w:style>
+  <w:style w:type="character" w:styleId="Titre8Car" w:customStyle="1">
+    <w:name w:val="Titre 8 Car"/>
+    <w:basedOn w:val="DefaultParagraphFont"/>
+    <w:uiPriority w:val="9"/>
+    <w:semiHidden/>
+    <w:qFormat/>
+    <w:rsid w:val="007b4888"/>
+    <w:rPr>
+      <w:rFonts w:eastAsia="" w:cs="" w:cstheme="majorBidi" w:eastAsiaTheme="majorEastAsia"/>
+      <w:i/>
+      <w:iCs/>
+      <w:color w:themeColor="text1" w:themeTint="d8" w:val="272727"/>
+    </w:rPr>
+  </w:style>
+  <w:style w:type="character" w:styleId="Titre9Car" w:customStyle="1">
+    <w:name w:val="Titre 9 Car"/>
+    <w:basedOn w:val="DefaultParagraphFont"/>
+    <w:uiPriority w:val="9"/>
+    <w:semiHidden/>
+    <w:qFormat/>
+    <w:rsid w:val="007b4888"/>
+    <w:rPr>
+      <w:rFonts w:eastAsia="" w:cs="" w:cstheme="majorBidi" w:eastAsiaTheme="majorEastAsia"/>
+      <w:color w:themeColor="text1" w:themeTint="d8" w:val="272727"/>
+    </w:rPr>
+  </w:style>
+  <w:style w:type="character" w:styleId="TitreCar" w:customStyle="1">
+    <w:name w:val="Titre Car"/>
+    <w:basedOn w:val="DefaultParagraphFont"/>
+    <w:uiPriority w:val="10"/>
+    <w:qFormat/>
+    <w:rsid w:val="007b4888"/>
+    <w:rPr>
+      <w:rFonts w:ascii="Aptos Display" w:hAnsi="Aptos Display" w:eastAsia="" w:cs="" w:asciiTheme="majorHAnsi" w:cstheme="majorBidi" w:eastAsiaTheme="majorEastAsia" w:hAnsiTheme="majorHAnsi"/>
+      <w:spacing w:val="-10"/>
+      <w:kern w:val="2"/>
+      <w:sz w:val="56"/>
+      <w:szCs w:val="56"/>
+    </w:rPr>
+  </w:style>
+  <w:style w:type="character" w:styleId="Sous-titreCar" w:customStyle="1">
+    <w:name w:val="Sous-titre Car"/>
+    <w:basedOn w:val="DefaultParagraphFont"/>
+    <w:uiPriority w:val="11"/>
+    <w:qFormat/>
+    <w:rsid w:val="007b4888"/>
+    <w:rPr>
+      <w:rFonts w:eastAsia="" w:cs="" w:cstheme="majorBidi" w:eastAsiaTheme="majorEastAsia"/>
+      <w:color w:themeColor="text1" w:themeTint="a6" w:val="595959"/>
+      <w:spacing w:val="15"/>
+      <w:sz w:val="28"/>
+      <w:szCs w:val="28"/>
+    </w:rPr>
+  </w:style>
+  <w:style w:type="character" w:styleId="CitationCar" w:customStyle="1">
+    <w:name w:val="Citation Car"/>
+    <w:basedOn w:val="DefaultParagraphFont"/>
+    <w:link w:val="Quote"/>
+    <w:uiPriority w:val="29"/>
+    <w:qFormat/>
+    <w:rsid w:val="007b4888"/>
+    <w:rPr>
+      <w:i/>
+      <w:iCs/>
+      <w:color w:themeColor="text1" w:themeTint="bf" w:val="404040"/>
+    </w:rPr>
+  </w:style>
+  <w:style w:type="character" w:styleId="IntenseEmphasis">
+    <w:name w:val="Intense Emphasis"/>
+    <w:basedOn w:val="DefaultParagraphFont"/>
+    <w:uiPriority w:val="21"/>
+    <w:qFormat/>
+    <w:rsid w:val="007b4888"/>
+    <w:rPr>
+      <w:i/>
+      <w:iCs/>
+      <w:color w:themeColor="accent1" w:themeShade="bf" w:val="0F4761"/>
+    </w:rPr>
+  </w:style>
+  <w:style w:type="character" w:styleId="CitationintenseCar" w:customStyle="1">
+    <w:name w:val="Citation intense Car"/>
+    <w:basedOn w:val="DefaultParagraphFont"/>
+    <w:link w:val="IntenseQuote"/>
+    <w:uiPriority w:val="30"/>
+    <w:qFormat/>
+    <w:rsid w:val="007b4888"/>
+    <w:rPr>
+      <w:i/>
+      <w:iCs/>
+      <w:color w:themeColor="accent1" w:themeShade="bf" w:val="0F4761"/>
+    </w:rPr>
+  </w:style>
+  <w:style w:type="character" w:styleId="IntenseReference">
+    <w:name w:val="Intense Reference"/>
+    <w:basedOn w:val="DefaultParagraphFont"/>
+    <w:uiPriority w:val="32"/>
+    <w:qFormat/>
+    <w:rsid w:val="007b4888"/>
+    <w:rPr>
+      <w:b/>
+      <w:bCs/>
+      <w:smallCaps/>
+      <w:color w:themeColor="accent1" w:themeShade="bf" w:val="0F4761"/>
+      <w:spacing w:val="5"/>
+    </w:rPr>
+  </w:style>
+  <w:style w:type="character" w:styleId="Strong">
+    <w:name w:val="Strong"/>
+    <w:qFormat/>
+    <w:rPr>
+      <w:b/>
+      <w:bCs/>
+    </w:rPr>
+  </w:style>
+  <w:style w:type="paragraph" w:styleId="Titre">
+    <w:name w:val="Titre"/>
+    <w:basedOn w:val="Normal"/>
+    <w:next w:val="BodyText"/>
+    <w:qFormat/>
+    <w:pPr>
+      <w:keepNext w:val="true"/>
+      <w:spacing w:before="240" w:after="120"/>
+    </w:pPr>
+    <w:rPr>
+      <w:rFonts w:ascii="Liberation Sans" w:hAnsi="Liberation Sans" w:eastAsia="Microsoft YaHei" w:cs="Lucida Sans"/>
+      <w:sz w:val="28"/>
+      <w:szCs w:val="28"/>
+    </w:rPr>
+  </w:style>
+  <w:style w:type="paragraph" w:styleId="BodyText">
+    <w:name w:val="Body Text"/>
+    <w:basedOn w:val="Normal"/>
+    <w:pPr>
+      <w:spacing w:lineRule="auto" w:line="276" w:before="0" w:after="140"/>
+    </w:pPr>
+    <w:rPr/>
+  </w:style>
+  <w:style w:type="paragraph" w:styleId="List">
+    <w:name w:val="List"/>
+    <w:basedOn w:val="BodyText"/>
+    <w:pPr/>
+    <w:rPr>
+      <w:rFonts w:cs="Lucida Sans"/>
+    </w:rPr>
+  </w:style>
+  <w:style w:type="paragraph" w:styleId="Caption">
+    <w:name w:val="caption"/>
+    <w:basedOn w:val="Normal"/>
+    <w:qFormat/>
+    <w:pPr>
+      <w:suppressLineNumbers/>
+      <w:spacing w:before="120" w:after="120"/>
+    </w:pPr>
+    <w:rPr>
+      <w:rFonts w:cs="Lucida Sans"/>
+      <w:i/>
+      <w:iCs/>
+      <w:sz w:val="24"/>
+      <w:szCs w:val="24"/>
+    </w:rPr>
+  </w:style>
+  <w:style w:type="paragraph" w:styleId="Index">
+    <w:name w:val="Index"/>
+    <w:basedOn w:val="Normal"/>
+    <w:qFormat/>
+    <w:pPr>
+      <w:suppressLineNumbers/>
+    </w:pPr>
+    <w:rPr>
+      <w:rFonts w:cs="Lucida Sans"/>
+    </w:rPr>
+  </w:style>
+  <w:style w:type="paragraph" w:styleId="Title">
+    <w:name w:val="Title"/>
+    <w:basedOn w:val="Normal"/>
+    <w:next w:val="Normal"/>
+    <w:link w:val="TitreCar"/>
+    <w:uiPriority w:val="10"/>
+    <w:qFormat/>
+    <w:rsid w:val="007b4888"/>
+    <w:pPr>
+      <w:spacing w:lineRule="auto" w:line="240" w:before="0" w:after="80"/>
+      <w:contextualSpacing/>
+    </w:pPr>
+    <w:rPr>
+      <w:rFonts w:ascii="Aptos Display" w:hAnsi="Aptos Display" w:eastAsia="" w:cs="" w:asciiTheme="majorHAnsi" w:cstheme="majorBidi" w:eastAsiaTheme="majorEastAsia" w:hAnsiTheme="majorHAnsi"/>
+      <w:spacing w:val="-10"/>
+      <w:kern w:val="2"/>
+      <w:sz w:val="56"/>
+      <w:szCs w:val="56"/>
+    </w:rPr>
+  </w:style>
+  <w:style w:type="paragraph" w:styleId="Subtitle">
+    <w:name w:val="Subtitle"/>
+    <w:basedOn w:val="Normal"/>
+    <w:next w:val="Normal"/>
+    <w:link w:val="Sous-titreCar"/>
+    <w:uiPriority w:val="11"/>
+    <w:qFormat/>
+    <w:rsid w:val="007b4888"/>
+    <w:pPr/>
+    <w:rPr>
+      <w:rFonts w:eastAsia="" w:cs="" w:cstheme="majorBidi" w:eastAsiaTheme="majorEastAsia"/>
+      <w:color w:themeColor="text1" w:themeTint="a6" w:val="595959"/>
+      <w:spacing w:val="15"/>
+      <w:sz w:val="28"/>
+      <w:szCs w:val="28"/>
+    </w:rPr>
+  </w:style>
+  <w:style w:type="paragraph" w:styleId="Quote">
+    <w:name w:val="Quote"/>
+    <w:basedOn w:val="Normal"/>
+    <w:next w:val="Normal"/>
+    <w:link w:val="CitationCar"/>
+    <w:uiPriority w:val="29"/>
+    <w:qFormat/>
+    <w:rsid w:val="007b4888"/>
+    <w:pPr>
+      <w:spacing w:before="160" w:after="160"/>
+      <w:jc w:val="center"/>
+    </w:pPr>
+    <w:rPr>
+      <w:i/>
+      <w:iCs/>
+      <w:color w:themeColor="text1" w:themeTint="bf" w:val="404040"/>
+    </w:rPr>
+  </w:style>
+  <w:style w:type="paragraph" w:styleId="ListParagraph">
+    <w:name w:val="List Paragraph"/>
+    <w:basedOn w:val="Normal"/>
+    <w:uiPriority w:val="34"/>
+    <w:qFormat/>
+    <w:rsid w:val="007b4888"/>
+    <w:pPr>
+      <w:spacing w:before="0" w:after="160"/>
+      <w:ind w:start="720"/>
+      <w:contextualSpacing/>
+    </w:pPr>
+    <w:rPr/>
+  </w:style>
+  <w:style w:type="paragraph" w:styleId="IntenseQuote">
+    <w:name w:val="Intense Quote"/>
+    <w:basedOn w:val="Normal"/>
+    <w:next w:val="Normal"/>
+    <w:link w:val="CitationintenseCar"/>
+    <w:uiPriority w:val="30"/>
+    <w:qFormat/>
+    <w:rsid w:val="007b4888"/>
+    <w:pPr>
+      <w:pBdr>
+        <w:top w:val="single" w:sz="4" w:space="10" w:color="0F4761" w:themeColor="accent1" w:themeShade="bf"/>
+        <w:bottom w:val="single" w:sz="4" w:space="10" w:color="0F4761" w:themeColor="accent1" w:themeShade="bf"/>
+      </w:pBdr>
+      <w:spacing w:before="360" w:after="360"/>
+      <w:ind w:start="864" w:end="864"/>
+      <w:jc w:val="center"/>
+    </w:pPr>
+    <w:rPr>
+      <w:i/>
+      <w:iCs/>
+      <w:color w:themeColor="accent1" w:themeShade="bf" w:val="0F4761"/>
+    </w:rPr>
+  </w:style>
+  <w:style w:type="paragraph" w:styleId="Lignehorizontale">
+    <w:name w:val="Ligne horizontale"/>
+    <w:basedOn w:val="Normal"/>
+    <w:next w:val="BodyText"/>
+    <w:qFormat/>
+    <w:pPr>
+      <w:suppressLineNumbers/>
+      <w:pBdr>
+        <w:bottom w:val="double" w:sz="2" w:space="0" w:color="808080"/>
+      </w:pBdr>
+      <w:spacing w:before="0" w:after="283"/>
+    </w:pPr>
+    <w:rPr>
+      <w:sz w:val="12"/>
+      <w:szCs w:val="12"/>
+    </w:rPr>
+  </w:style>
+  <w:style w:type="numbering" w:styleId="Pasdeliste" w:default="1">
+    <w:name w:val="Pas de liste"/>
+    <w:uiPriority w:val="99"/>
+    <w:semiHidden/>
+    <w:unhideWhenUsed/>
+    <w:qFormat/>
   </w:style>
   <w:style w:type="table" w:default="1" w:styleId="TableauNormal">
     <w:name w:val="Normal Table"/>
@@ -665,7 +1625,6 @@
     <w:semiHidden/>
     <w:unhideWhenUsed/>
     <w:tblPr>
-      <w:tblInd w:w="0" w:type="dxa"/>
       <w:tblCellMar>
         <w:top w:w="0" w:type="dxa"/>
         <w:left w:w="108" w:type="dxa"/>
@@ -674,495 +1633,101 @@
       </w:tblCellMar>
     </w:tblPr>
   </w:style>
-  <w:style w:type="numbering" w:default="1" w:styleId="Aucuneliste">
-    <w:name w:val="No List"/>
-    <w:uiPriority w:val="99"/>
-    <w:semiHidden/>
-    <w:unhideWhenUsed/>
-  </w:style>
-  <w:style w:type="character" w:customStyle="1" w:styleId="Titre1Car">
-    <w:name w:val="Titre 1 Car"/>
-    <w:basedOn w:val="Policepardfaut"/>
-    <w:link w:val="Titre1"/>
-    <w:uiPriority w:val="9"/>
-    <w:rsid w:val="007B4888"/>
-    <w:rPr>
-      <w:rFonts w:asciiTheme="majorHAnsi" w:eastAsiaTheme="majorEastAsia" w:hAnsiTheme="majorHAnsi" w:cstheme="majorBidi"/>
-      <w:color w:val="0F4761" w:themeColor="accent1" w:themeShade="BF"/>
-      <w:sz w:val="40"/>
-      <w:szCs w:val="40"/>
-    </w:rPr>
-  </w:style>
-  <w:style w:type="character" w:customStyle="1" w:styleId="Titre2Car">
-    <w:name w:val="Titre 2 Car"/>
-    <w:basedOn w:val="Policepardfaut"/>
-    <w:link w:val="Titre2"/>
-    <w:uiPriority w:val="9"/>
-    <w:semiHidden/>
-    <w:rsid w:val="007B4888"/>
-    <w:rPr>
-      <w:rFonts w:asciiTheme="majorHAnsi" w:eastAsiaTheme="majorEastAsia" w:hAnsiTheme="majorHAnsi" w:cstheme="majorBidi"/>
-      <w:color w:val="0F4761" w:themeColor="accent1" w:themeShade="BF"/>
-      <w:sz w:val="32"/>
-      <w:szCs w:val="32"/>
-    </w:rPr>
-  </w:style>
-  <w:style w:type="character" w:customStyle="1" w:styleId="Titre3Car">
-    <w:name w:val="Titre 3 Car"/>
-    <w:basedOn w:val="Policepardfaut"/>
-    <w:link w:val="Titre3"/>
-    <w:uiPriority w:val="9"/>
-    <w:semiHidden/>
-    <w:rsid w:val="007B4888"/>
-    <w:rPr>
-      <w:rFonts w:eastAsiaTheme="majorEastAsia" w:cstheme="majorBidi"/>
-      <w:color w:val="0F4761" w:themeColor="accent1" w:themeShade="BF"/>
-      <w:sz w:val="28"/>
-      <w:szCs w:val="28"/>
-    </w:rPr>
-  </w:style>
-  <w:style w:type="character" w:customStyle="1" w:styleId="Titre4Car">
-    <w:name w:val="Titre 4 Car"/>
-    <w:basedOn w:val="Policepardfaut"/>
-    <w:link w:val="Titre4"/>
-    <w:uiPriority w:val="9"/>
-    <w:semiHidden/>
-    <w:rsid w:val="007B4888"/>
-    <w:rPr>
-      <w:rFonts w:eastAsiaTheme="majorEastAsia" w:cstheme="majorBidi"/>
-      <w:i/>
-      <w:iCs/>
-      <w:color w:val="0F4761" w:themeColor="accent1" w:themeShade="BF"/>
-    </w:rPr>
-  </w:style>
-  <w:style w:type="character" w:customStyle="1" w:styleId="Titre5Car">
-    <w:name w:val="Titre 5 Car"/>
-    <w:basedOn w:val="Policepardfaut"/>
-    <w:link w:val="Titre5"/>
-    <w:uiPriority w:val="9"/>
-    <w:semiHidden/>
-    <w:rsid w:val="007B4888"/>
-    <w:rPr>
-      <w:rFonts w:eastAsiaTheme="majorEastAsia" w:cstheme="majorBidi"/>
-      <w:color w:val="0F4761" w:themeColor="accent1" w:themeShade="BF"/>
-    </w:rPr>
-  </w:style>
-  <w:style w:type="character" w:customStyle="1" w:styleId="Titre6Car">
-    <w:name w:val="Titre 6 Car"/>
-    <w:basedOn w:val="Policepardfaut"/>
-    <w:link w:val="Titre6"/>
-    <w:uiPriority w:val="9"/>
-    <w:semiHidden/>
-    <w:rsid w:val="007B4888"/>
-    <w:rPr>
-      <w:rFonts w:eastAsiaTheme="majorEastAsia" w:cstheme="majorBidi"/>
-      <w:i/>
-      <w:iCs/>
-      <w:color w:val="595959" w:themeColor="text1" w:themeTint="A6"/>
-    </w:rPr>
-  </w:style>
-  <w:style w:type="character" w:customStyle="1" w:styleId="Titre7Car">
-    <w:name w:val="Titre 7 Car"/>
-    <w:basedOn w:val="Policepardfaut"/>
-    <w:link w:val="Titre7"/>
-    <w:uiPriority w:val="9"/>
-    <w:semiHidden/>
-    <w:rsid w:val="007B4888"/>
-    <w:rPr>
-      <w:rFonts w:eastAsiaTheme="majorEastAsia" w:cstheme="majorBidi"/>
-      <w:color w:val="595959" w:themeColor="text1" w:themeTint="A6"/>
-    </w:rPr>
-  </w:style>
-  <w:style w:type="character" w:customStyle="1" w:styleId="Titre8Car">
-    <w:name w:val="Titre 8 Car"/>
-    <w:basedOn w:val="Policepardfaut"/>
-    <w:link w:val="Titre8"/>
-    <w:uiPriority w:val="9"/>
-    <w:semiHidden/>
-    <w:rsid w:val="007B4888"/>
-    <w:rPr>
-      <w:rFonts w:eastAsiaTheme="majorEastAsia" w:cstheme="majorBidi"/>
-      <w:i/>
-      <w:iCs/>
-      <w:color w:val="272727" w:themeColor="text1" w:themeTint="D8"/>
-    </w:rPr>
-  </w:style>
-  <w:style w:type="character" w:customStyle="1" w:styleId="Titre9Car">
-    <w:name w:val="Titre 9 Car"/>
-    <w:basedOn w:val="Policepardfaut"/>
-    <w:link w:val="Titre9"/>
-    <w:uiPriority w:val="9"/>
-    <w:semiHidden/>
-    <w:rsid w:val="007B4888"/>
-    <w:rPr>
-      <w:rFonts w:eastAsiaTheme="majorEastAsia" w:cstheme="majorBidi"/>
-      <w:color w:val="272727" w:themeColor="text1" w:themeTint="D8"/>
-    </w:rPr>
-  </w:style>
-  <w:style w:type="paragraph" w:styleId="Titre">
-    <w:name w:val="Title"/>
-    <w:basedOn w:val="Normal"/>
-    <w:next w:val="Normal"/>
-    <w:link w:val="TitreCar"/>
-    <w:uiPriority w:val="10"/>
-    <w:qFormat/>
-    <w:rsid w:val="007B4888"/>
-    <w:pPr>
-      <w:spacing w:after="80" w:line="240" w:lineRule="auto"/>
-      <w:contextualSpacing/>
-    </w:pPr>
-    <w:rPr>
-      <w:rFonts w:asciiTheme="majorHAnsi" w:eastAsiaTheme="majorEastAsia" w:hAnsiTheme="majorHAnsi" w:cstheme="majorBidi"/>
-      <w:spacing w:val="-10"/>
-      <w:kern w:val="28"/>
-      <w:sz w:val="56"/>
-      <w:szCs w:val="56"/>
-    </w:rPr>
-  </w:style>
-  <w:style w:type="character" w:customStyle="1" w:styleId="TitreCar">
-    <w:name w:val="Titre Car"/>
-    <w:basedOn w:val="Policepardfaut"/>
-    <w:link w:val="Titre"/>
-    <w:uiPriority w:val="10"/>
-    <w:rsid w:val="007B4888"/>
-    <w:rPr>
-      <w:rFonts w:asciiTheme="majorHAnsi" w:eastAsiaTheme="majorEastAsia" w:hAnsiTheme="majorHAnsi" w:cstheme="majorBidi"/>
-      <w:spacing w:val="-10"/>
-      <w:kern w:val="28"/>
-      <w:sz w:val="56"/>
-      <w:szCs w:val="56"/>
-    </w:rPr>
-  </w:style>
-  <w:style w:type="paragraph" w:styleId="Sous-titre">
-    <w:name w:val="Subtitle"/>
-    <w:basedOn w:val="Normal"/>
-    <w:next w:val="Normal"/>
-    <w:link w:val="Sous-titreCar"/>
-    <w:uiPriority w:val="11"/>
-    <w:qFormat/>
-    <w:rsid w:val="007B4888"/>
-    <w:pPr>
-      <w:numPr>
-        <w:ilvl w:val="1"/>
-      </w:numPr>
-    </w:pPr>
-    <w:rPr>
-      <w:rFonts w:eastAsiaTheme="majorEastAsia" w:cstheme="majorBidi"/>
-      <w:color w:val="595959" w:themeColor="text1" w:themeTint="A6"/>
-      <w:spacing w:val="15"/>
-      <w:sz w:val="28"/>
-      <w:szCs w:val="28"/>
-    </w:rPr>
-  </w:style>
-  <w:style w:type="character" w:customStyle="1" w:styleId="Sous-titreCar">
-    <w:name w:val="Sous-titre Car"/>
-    <w:basedOn w:val="Policepardfaut"/>
-    <w:link w:val="Sous-titre"/>
-    <w:uiPriority w:val="11"/>
-    <w:rsid w:val="007B4888"/>
-    <w:rPr>
-      <w:rFonts w:eastAsiaTheme="majorEastAsia" w:cstheme="majorBidi"/>
-      <w:color w:val="595959" w:themeColor="text1" w:themeTint="A6"/>
-      <w:spacing w:val="15"/>
-      <w:sz w:val="28"/>
-      <w:szCs w:val="28"/>
-    </w:rPr>
-  </w:style>
-  <w:style w:type="paragraph" w:styleId="Citation">
-    <w:name w:val="Quote"/>
-    <w:basedOn w:val="Normal"/>
-    <w:next w:val="Normal"/>
-    <w:link w:val="CitationCar"/>
-    <w:uiPriority w:val="29"/>
-    <w:qFormat/>
-    <w:rsid w:val="007B4888"/>
-    <w:pPr>
-      <w:spacing w:before="160"/>
-      <w:jc w:val="center"/>
-    </w:pPr>
-    <w:rPr>
-      <w:i/>
-      <w:iCs/>
-      <w:color w:val="404040" w:themeColor="text1" w:themeTint="BF"/>
-    </w:rPr>
-  </w:style>
-  <w:style w:type="character" w:customStyle="1" w:styleId="CitationCar">
-    <w:name w:val="Citation Car"/>
-    <w:basedOn w:val="Policepardfaut"/>
-    <w:link w:val="Citation"/>
-    <w:uiPriority w:val="29"/>
-    <w:rsid w:val="007B4888"/>
-    <w:rPr>
-      <w:i/>
-      <w:iCs/>
-      <w:color w:val="404040" w:themeColor="text1" w:themeTint="BF"/>
-    </w:rPr>
-  </w:style>
-  <w:style w:type="paragraph" w:styleId="Paragraphedeliste">
-    <w:name w:val="List Paragraph"/>
-    <w:basedOn w:val="Normal"/>
-    <w:uiPriority w:val="34"/>
-    <w:qFormat/>
-    <w:rsid w:val="007B4888"/>
-    <w:pPr>
-      <w:ind w:left="720"/>
-      <w:contextualSpacing/>
-    </w:pPr>
-  </w:style>
-  <w:style w:type="character" w:styleId="Accentuationintense">
-    <w:name w:val="Intense Emphasis"/>
-    <w:basedOn w:val="Policepardfaut"/>
-    <w:uiPriority w:val="21"/>
-    <w:qFormat/>
-    <w:rsid w:val="007B4888"/>
-    <w:rPr>
-      <w:i/>
-      <w:iCs/>
-      <w:color w:val="0F4761" w:themeColor="accent1" w:themeShade="BF"/>
-    </w:rPr>
-  </w:style>
-  <w:style w:type="paragraph" w:styleId="Citationintense">
-    <w:name w:val="Intense Quote"/>
-    <w:basedOn w:val="Normal"/>
-    <w:next w:val="Normal"/>
-    <w:link w:val="CitationintenseCar"/>
-    <w:uiPriority w:val="30"/>
-    <w:qFormat/>
-    <w:rsid w:val="007B4888"/>
-    <w:pPr>
-      <w:pBdr>
-        <w:top w:val="single" w:sz="4" w:space="10" w:color="0F4761" w:themeColor="accent1" w:themeShade="BF"/>
-        <w:bottom w:val="single" w:sz="4" w:space="10" w:color="0F4761" w:themeColor="accent1" w:themeShade="BF"/>
-      </w:pBdr>
-      <w:spacing w:before="360" w:after="360"/>
-      <w:ind w:left="864" w:right="864"/>
-      <w:jc w:val="center"/>
-    </w:pPr>
-    <w:rPr>
-      <w:i/>
-      <w:iCs/>
-      <w:color w:val="0F4761" w:themeColor="accent1" w:themeShade="BF"/>
-    </w:rPr>
-  </w:style>
-  <w:style w:type="character" w:customStyle="1" w:styleId="CitationintenseCar">
-    <w:name w:val="Citation intense Car"/>
-    <w:basedOn w:val="Policepardfaut"/>
-    <w:link w:val="Citationintense"/>
-    <w:uiPriority w:val="30"/>
-    <w:rsid w:val="007B4888"/>
-    <w:rPr>
-      <w:i/>
-      <w:iCs/>
-      <w:color w:val="0F4761" w:themeColor="accent1" w:themeShade="BF"/>
-    </w:rPr>
-  </w:style>
-  <w:style w:type="character" w:styleId="Rfrenceintense">
-    <w:name w:val="Intense Reference"/>
-    <w:basedOn w:val="Policepardfaut"/>
-    <w:uiPriority w:val="32"/>
-    <w:qFormat/>
-    <w:rsid w:val="007B4888"/>
-    <w:rPr>
-      <w:b/>
-      <w:bCs/>
-      <w:smallCaps/>
-      <w:color w:val="0F4761" w:themeColor="accent1" w:themeShade="BF"/>
-      <w:spacing w:val="5"/>
-    </w:rPr>
-  </w:style>
 </w:styles>
 </file>
 
 <file path=word/theme/theme1.xml><?xml version="1.0" encoding="utf-8"?>
-<a:theme xmlns:a="http://schemas.openxmlformats.org/drawingml/2006/main" name="Thème Office">
+<a:theme xmlns:a="http://schemas.openxmlformats.org/drawingml/2006/main" xmlns:r="http://schemas.openxmlformats.org/officeDocument/2006/relationships" name="Thème Office">
   <a:themeElements>
     <a:clrScheme name="Office">
       <a:dk1>
-        <a:sysClr val="windowText" lastClr="000000"/>
+        <a:srgbClr val="000000"/>
       </a:dk1>
       <a:lt1>
-        <a:sysClr val="window" lastClr="FFFFFF"/>
+        <a:srgbClr val="ffffff"/>
       </a:lt1>
       <a:dk2>
-        <a:srgbClr val="0E2841"/>
+        <a:srgbClr val="0e2841"/>
       </a:dk2>
       <a:lt2>
-        <a:srgbClr val="E8E8E8"/>
+        <a:srgbClr val="e8e8e8"/>
       </a:lt2>
       <a:accent1>
         <a:srgbClr val="156082"/>
       </a:accent1>
       <a:accent2>
-        <a:srgbClr val="E97132"/>
+        <a:srgbClr val="e97132"/>
       </a:accent2>
       <a:accent3>
-        <a:srgbClr val="196B24"/>
+        <a:srgbClr val="196b24"/>
       </a:accent3>
       <a:accent4>
-        <a:srgbClr val="0F9ED5"/>
+        <a:srgbClr val="0f9ed5"/>
       </a:accent4>
       <a:accent5>
-        <a:srgbClr val="A02B93"/>
+        <a:srgbClr val="a02b93"/>
       </a:accent5>
       <a:accent6>
-        <a:srgbClr val="4EA72E"/>
+        <a:srgbClr val="4ea72e"/>
       </a:accent6>
       <a:hlink>
         <a:srgbClr val="467886"/>
       </a:hlink>
       <a:folHlink>
-        <a:srgbClr val="96607D"/>
+        <a:srgbClr val="96607d"/>
       </a:folHlink>
     </a:clrScheme>
     <a:fontScheme name="Office">
       <a:majorFont>
-        <a:latin typeface="Aptos Display" panose="02110004020202020204"/>
+        <a:latin typeface="Aptos Display" panose="02110004020202020204" pitchFamily="0" charset="1"/>
         <a:ea typeface=""/>
         <a:cs typeface=""/>
-        <a:font script="Jpan" typeface="游ゴシック Light"/>
-        <a:font script="Hang" typeface="맑은 고딕"/>
-        <a:font script="Hans" typeface="等线 Light"/>
-        <a:font script="Hant" typeface="新細明體"/>
-        <a:font script="Arab" typeface="Times New Roman"/>
-        <a:font script="Hebr" typeface="Times New Roman"/>
-        <a:font script="Thai" typeface="Angsana New"/>
-        <a:font script="Ethi" typeface="Nyala"/>
-        <a:font script="Beng" typeface="Vrinda"/>
-        <a:font script="Gujr" typeface="Shruti"/>
-        <a:font script="Khmr" typeface="MoolBoran"/>
-        <a:font script="Knda" typeface="Tunga"/>
-        <a:font script="Guru" typeface="Raavi"/>
-        <a:font script="Cans" typeface="Euphemia"/>
-        <a:font script="Cher" typeface="Plantagenet Cherokee"/>
-        <a:font script="Yiii" typeface="Microsoft Yi Baiti"/>
-        <a:font script="Tibt" typeface="Microsoft Himalaya"/>
-        <a:font script="Thaa" typeface="MV Boli"/>
-        <a:font script="Deva" typeface="Mangal"/>
-        <a:font script="Telu" typeface="Gautami"/>
-        <a:font script="Taml" typeface="Latha"/>
-        <a:font script="Syrc" typeface="Estrangelo Edessa"/>
-        <a:font script="Orya" typeface="Kalinga"/>
-        <a:font script="Mlym" typeface="Kartika"/>
-        <a:font script="Laoo" typeface="DokChampa"/>
-        <a:font script="Sinh" typeface="Iskoola Pota"/>
-        <a:font script="Mong" typeface="Mongolian Baiti"/>
-        <a:font script="Viet" typeface="Times New Roman"/>
-        <a:font script="Uigh" typeface="Microsoft Uighur"/>
-        <a:font script="Geor" typeface="Sylfaen"/>
-        <a:font script="Armn" typeface="Arial"/>
-        <a:font script="Bugi" typeface="Leelawadee UI"/>
-        <a:font script="Bopo" typeface="Microsoft JhengHei"/>
-        <a:font script="Java" typeface="Javanese Text"/>
-        <a:font script="Lisu" typeface="Segoe UI"/>
-        <a:font script="Mymr" typeface="Myanmar Text"/>
-        <a:font script="Nkoo" typeface="Ebrima"/>
-        <a:font script="Olck" typeface="Nirmala UI"/>
-        <a:font script="Osma" typeface="Ebrima"/>
-        <a:font script="Phag" typeface="Phagspa"/>
-        <a:font script="Syrn" typeface="Estrangelo Edessa"/>
-        <a:font script="Syrj" typeface="Estrangelo Edessa"/>
-        <a:font script="Syre" typeface="Estrangelo Edessa"/>
-        <a:font script="Sora" typeface="Nirmala UI"/>
-        <a:font script="Tale" typeface="Microsoft Tai Le"/>
-        <a:font script="Talu" typeface="Microsoft New Tai Lue"/>
-        <a:font script="Tfng" typeface="Ebrima"/>
       </a:majorFont>
       <a:minorFont>
-        <a:latin typeface="Aptos" panose="02110004020202020204"/>
+        <a:latin typeface="Aptos" panose="02110004020202020204" pitchFamily="0" charset="1"/>
         <a:ea typeface=""/>
         <a:cs typeface=""/>
-        <a:font script="Jpan" typeface="游明朝"/>
-        <a:font script="Hang" typeface="맑은 고딕"/>
-        <a:font script="Hans" typeface="等线"/>
-        <a:font script="Hant" typeface="新細明體"/>
-        <a:font script="Arab" typeface="Arial"/>
-        <a:font script="Hebr" typeface="Arial"/>
-        <a:font script="Thai" typeface="Cordia New"/>
-        <a:font script="Ethi" typeface="Nyala"/>
-        <a:font script="Beng" typeface="Vrinda"/>
-        <a:font script="Gujr" typeface="Shruti"/>
-        <a:font script="Khmr" typeface="DaunPenh"/>
-        <a:font script="Knda" typeface="Tunga"/>
-        <a:font script="Guru" typeface="Raavi"/>
-        <a:font script="Cans" typeface="Euphemia"/>
-        <a:font script="Cher" typeface="Plantagenet Cherokee"/>
-        <a:font script="Yiii" typeface="Microsoft Yi Baiti"/>
-        <a:font script="Tibt" typeface="Microsoft Himalaya"/>
-        <a:font script="Thaa" typeface="MV Boli"/>
-        <a:font script="Deva" typeface="Mangal"/>
-        <a:font script="Telu" typeface="Gautami"/>
-        <a:font script="Taml" typeface="Latha"/>
-        <a:font script="Syrc" typeface="Estrangelo Edessa"/>
-        <a:font script="Orya" typeface="Kalinga"/>
-        <a:font script="Mlym" typeface="Kartika"/>
-        <a:font script="Laoo" typeface="DokChampa"/>
-        <a:font script="Sinh" typeface="Iskoola Pota"/>
-        <a:font script="Mong" typeface="Mongolian Baiti"/>
-        <a:font script="Viet" typeface="Arial"/>
-        <a:font script="Uigh" typeface="Microsoft Uighur"/>
-        <a:font script="Geor" typeface="Sylfaen"/>
-        <a:font script="Armn" typeface="Arial"/>
-        <a:font script="Bugi" typeface="Leelawadee UI"/>
-        <a:font script="Bopo" typeface="Microsoft JhengHei"/>
-        <a:font script="Java" typeface="Javanese Text"/>
-        <a:font script="Lisu" typeface="Segoe UI"/>
-        <a:font script="Mymr" typeface="Myanmar Text"/>
-        <a:font script="Nkoo" typeface="Ebrima"/>
-        <a:font script="Olck" typeface="Nirmala UI"/>
-        <a:font script="Osma" typeface="Ebrima"/>
-        <a:font script="Phag" typeface="Phagspa"/>
-        <a:font script="Syrn" typeface="Estrangelo Edessa"/>
-        <a:font script="Syrj" typeface="Estrangelo Edessa"/>
-        <a:font script="Syre" typeface="Estrangelo Edessa"/>
-        <a:font script="Sora" typeface="Nirmala UI"/>
-        <a:font script="Tale" typeface="Microsoft Tai Le"/>
-        <a:font script="Talu" typeface="Microsoft New Tai Lue"/>
-        <a:font script="Tfng" typeface="Ebrima"/>
       </a:minorFont>
     </a:fontScheme>
-    <a:fmtScheme name="Office">
+    <a:fmtScheme>
       <a:fillStyleLst>
         <a:solidFill>
           <a:schemeClr val="phClr"/>
         </a:solidFill>
-        <a:gradFill rotWithShape="1">
+        <a:gradFill>
           <a:gsLst>
             <a:gs pos="0">
               <a:schemeClr val="phClr">
                 <a:lumMod val="110000"/>
-                <a:satMod val="105000"/>
                 <a:tint val="67000"/>
               </a:schemeClr>
             </a:gs>
             <a:gs pos="50000">
               <a:schemeClr val="phClr">
                 <a:lumMod val="105000"/>
-                <a:satMod val="103000"/>
                 <a:tint val="73000"/>
               </a:schemeClr>
             </a:gs>
             <a:gs pos="100000">
               <a:schemeClr val="phClr">
                 <a:lumMod val="105000"/>
-                <a:satMod val="109000"/>
                 <a:tint val="81000"/>
               </a:schemeClr>
             </a:gs>
           </a:gsLst>
           <a:lin ang="5400000" scaled="0"/>
+          <a:tileRect l="0" t="0" r="0" b="0"/>
         </a:gradFill>
-        <a:gradFill rotWithShape="1">
+        <a:gradFill>
           <a:gsLst>
             <a:gs pos="0">
               <a:schemeClr val="phClr">
-                <a:satMod val="103000"/>
                 <a:lumMod val="102000"/>
                 <a:tint val="94000"/>
               </a:schemeClr>
             </a:gs>
             <a:gs pos="50000">
               <a:schemeClr val="phClr">
-                <a:satMod val="110000"/>
                 <a:lumMod val="100000"/>
                 <a:shade val="100000"/>
               </a:schemeClr>
@@ -1170,33 +1735,24 @@
             <a:gs pos="100000">
               <a:schemeClr val="phClr">
                 <a:lumMod val="99000"/>
-                <a:satMod val="120000"/>
                 <a:shade val="78000"/>
               </a:schemeClr>
             </a:gs>
           </a:gsLst>
           <a:lin ang="5400000" scaled="0"/>
+          <a:tileRect l="0" t="0" r="0" b="0"/>
         </a:gradFill>
       </a:fillStyleLst>
       <a:lnStyleLst>
         <a:ln w="12700" cap="flat" cmpd="sng" algn="ctr">
-          <a:solidFill>
-            <a:schemeClr val="phClr"/>
-          </a:solidFill>
           <a:prstDash val="solid"/>
           <a:miter lim="800000"/>
         </a:ln>
         <a:ln w="19050" cap="flat" cmpd="sng" algn="ctr">
-          <a:solidFill>
-            <a:schemeClr val="phClr"/>
-          </a:solidFill>
           <a:prstDash val="solid"/>
           <a:miter lim="800000"/>
         </a:ln>
         <a:ln w="25400" cap="flat" cmpd="sng" algn="ctr">
-          <a:solidFill>
-            <a:schemeClr val="phClr"/>
-          </a:solidFill>
           <a:prstDash val="solid"/>
           <a:miter lim="800000"/>
         </a:ln>
@@ -1209,13 +1765,7 @@
           <a:effectLst/>
         </a:effectStyle>
         <a:effectStyle>
-          <a:effectLst>
-            <a:outerShdw blurRad="57150" dist="19050" dir="5400000" algn="ctr" rotWithShape="0">
-              <a:srgbClr val="000000">
-                <a:alpha val="63000"/>
-              </a:srgbClr>
-            </a:outerShdw>
-          </a:effectLst>
+          <a:effectLst/>
         </a:effectStyle>
       </a:effectStyleLst>
       <a:bgFillStyleLst>
@@ -1225,15 +1775,13 @@
         <a:solidFill>
           <a:schemeClr val="phClr">
             <a:tint val="95000"/>
-            <a:satMod val="170000"/>
           </a:schemeClr>
         </a:solidFill>
-        <a:gradFill rotWithShape="1">
+        <a:gradFill>
           <a:gsLst>
             <a:gs pos="0">
               <a:schemeClr val="phClr">
                 <a:tint val="93000"/>
-                <a:satMod val="150000"/>
                 <a:shade val="98000"/>
                 <a:lumMod val="102000"/>
               </a:schemeClr>
@@ -1241,7 +1789,6 @@
             <a:gs pos="50000">
               <a:schemeClr val="phClr">
                 <a:tint val="98000"/>
-                <a:satMod val="130000"/>
                 <a:shade val="90000"/>
                 <a:lumMod val="103000"/>
               </a:schemeClr>
@@ -1249,41 +1796,14 @@
             <a:gs pos="100000">
               <a:schemeClr val="phClr">
                 <a:shade val="63000"/>
-                <a:satMod val="120000"/>
               </a:schemeClr>
             </a:gs>
           </a:gsLst>
           <a:lin ang="5400000" scaled="0"/>
+          <a:tileRect l="0" t="0" r="0" b="0"/>
         </a:gradFill>
       </a:bgFillStyleLst>
     </a:fmtScheme>
   </a:themeElements>
-  <a:objectDefaults>
-    <a:lnDef>
-      <a:spPr/>
-      <a:bodyPr/>
-      <a:lstStyle/>
-      <a:style>
-        <a:lnRef idx="2">
-          <a:schemeClr val="accent1"/>
-        </a:lnRef>
-        <a:fillRef idx="0">
-          <a:schemeClr val="accent1"/>
-        </a:fillRef>
-        <a:effectRef idx="1">
-          <a:schemeClr val="accent1"/>
-        </a:effectRef>
-        <a:fontRef idx="minor">
-          <a:schemeClr val="tx1"/>
-        </a:fontRef>
-      </a:style>
-    </a:lnDef>
-  </a:objectDefaults>
-  <a:extraClrSchemeLst/>
-  <a:extLst>
-    <a:ext uri="{05A4C25C-085E-4340-85A3-A5531E510DB2}">
-      <thm15:themeFamily xmlns:thm15="http://schemas.microsoft.com/office/thememl/2012/main" name="Office Theme" id="{2E142A2C-CD16-42D6-873A-C26D2A0506FA}" vid="{1BDDFF52-6CD6-40A5-AB3C-68EB2F1E4D0A}"/>
-    </a:ext>
-  </a:extLst>
 </a:theme>
 </file>